--- a/файлы/spravka-proekta-chernovik.docx
+++ b/файлы/spravka-proekta-chernovik.docx
@@ -295,7 +295,23 @@
                 <w:sz w:val="24"/>
                 <w:szCs w:val="24"/>
               </w:rPr>
-              <w:t>Проблемы процесса. Единого канала приёма сообщений о проблемах благоустройства и жизнеобеспечения нет: гражданин выбирает способ наугад — личный приём, письменное заявление, социальные сети, платформа обратной связи. Сообщение фиксируется в свободной форме, суть и адрес записываются неполно. Маршрут каждого обращения определяет лично Глава округа, поэтому заявка о яме или неработающем фонаре ждёт решения первого лица наравне со сложным вопросом. Срок рассмотрения один для всего — 30 календарных дней. О ходе работы гражданин не информируется; ответ направляется почтой и идёт дополнительно до недели. Повторные обращения об одном объекте не выявляются, работа по нему заводится несколько раз. Время протекания процесса — от 7 до 30 календарных дней.</w:t>
+              <w:t xml:space="preserve">Проблемы процесса. Единого канала приёма сообщений о проблемах благоустройства и жизнеобеспечения нет: гражданин выбирает способ наугад — личный приём, письменное заявление, социальные сети, платформа обратной связи. Сообщение фиксируется в свободной форме, суть и адрес записываются неполно. Маршрут каждого обращения определяет лично Глава округа, поэтому заявка о яме или неработающем фонаре ждёт решения первого лица наравне со сложным вопросом. Срок рассмотрения один для всего — 30 календарных дней. О ходе работы гражданин не информируется; ответ направляется почтой и идёт дополнительно до недели. Повторные обращения об одном объекте не выявляются, работа по нему заводится несколько раз. Время протекания процесса — </w:t>
+            </w:r>
+            <w:r>
+              <w:rPr>
+                <w:color w:val="C00000"/>
+                <w:b/>
+                <w:sz w:val="24"/>
+                <w:szCs w:val="24"/>
+              </w:rPr>
+              <w:t xml:space="preserve">от 7 до 30 календарных дней — экспертная оценка, подтверждается хронометражем</w:t>
+            </w:r>
+            <w:r>
+              <w:rPr>
+                <w:sz w:val="24"/>
+                <w:szCs w:val="24"/>
+              </w:rPr>
+              <w:t xml:space="preserve">.</w:t>
             </w:r>
           </w:p>
           <w:p>
@@ -311,7 +327,7 @@
                 <w:sz w:val="24"/>
                 <w:szCs w:val="24"/>
               </w:rPr>
-              <w:t>Цели проекта. Сократить время протекания процесса не менее чем на 30 % к базовому значению; довести долю заявок с установленным сроком исполнения до 100 %; довести долю заявок, исполненных в установленный срок, до 90 %; довести долю закрытых заявок с документальным подтверждением результата до 100 %; снизить долю повторных обращений об одной проблеме не менее чем на 50 %; обеспечить среднюю оценку гражданином результата не ниже 4,0 балла по шкале от 1 до 5.</w:t>
+              <w:t xml:space="preserve">Цели проекта. Сократить время протекания процесса не менее чем на 30 % к базовому значению; довести долю заявок с установленным сроком исполнения до 100 %; довести долю заявок, исполненных в установленный срок, до 90 %; довести долю закрытых заявок с документальным подтверждением результата до 100 %; снизить долю повторных обращений об одной проблеме не менее чем на 50 %; обеспечить среднюю оценку гражданином результата не ниже 4,0 балла по шкале от 1 до 5.</w:t>
             </w:r>
           </w:p>
         </w:tc>
@@ -376,7 +392,7 @@
                 <w:sz w:val="24"/>
                 <w:szCs w:val="24"/>
               </w:rPr>
-              <w:t>Выявлены все восемь видов потерь.</w:t>
+              <w:t xml:space="preserve">Выявлены все восемь видов потерь.</w:t>
             </w:r>
           </w:p>
           <w:p>
@@ -392,7 +408,7 @@
                 <w:sz w:val="24"/>
                 <w:szCs w:val="24"/>
               </w:rPr>
-              <w:t>1. Перепроизводство: несколько граждан сообщают об одной проблеме — по каждому сообщению заводится отдельная работа и отдельно выезжает исполнитель.</w:t>
+              <w:t xml:space="preserve">1. Перепроизводство: несколько граждан сообщают об одной проблеме — по каждому сообщению заводится отдельная работа и отдельно выезжает исполнитель.</w:t>
             </w:r>
           </w:p>
           <w:p>
@@ -408,7 +424,7 @@
                 <w:sz w:val="24"/>
                 <w:szCs w:val="24"/>
               </w:rPr>
-              <w:t>2. Лишние движения: сотрудник вручную определяет зону ответственности и поднимает историю прежних обращений.</w:t>
+              <w:t xml:space="preserve">2. Лишние движения: сотрудник вручную определяет зону ответственности и поднимает историю прежних обращений.</w:t>
             </w:r>
           </w:p>
           <w:p>
@@ -424,7 +440,7 @@
                 <w:sz w:val="24"/>
                 <w:szCs w:val="24"/>
               </w:rPr>
-              <w:t>3. Ненужная транспортировка: суть обращения пересказывается по цепочке гражданин — приёмная — резолюция — исполнитель, с потерей деталей.</w:t>
+              <w:t xml:space="preserve">3. Ненужная транспортировка: суть обращения пересказывается по цепочке гражданин — приёмная — резолюция — исполнитель, с потерей деталей.</w:t>
             </w:r>
           </w:p>
           <w:p>
@@ -440,7 +456,23 @@
                 <w:sz w:val="24"/>
                 <w:szCs w:val="24"/>
               </w:rPr>
-              <w:t>4. Излишние запасы: очередь зарегистрированных, но не отписанных сообщений — от 2 до 8 штук, время в очереди до 2 дней; объём незавершённой работы не виден ни сотруднику, ни руководителю.</w:t>
+              <w:t xml:space="preserve">4. Излишние запасы: очередь зарегистрированных, но не отписанных сообщений — </w:t>
+            </w:r>
+            <w:r>
+              <w:rPr>
+                <w:color w:val="C00000"/>
+                <w:b/>
+                <w:sz w:val="24"/>
+                <w:szCs w:val="24"/>
+              </w:rPr>
+              <w:t xml:space="preserve">от 2 до 8 штук, время в очереди до 2 дней — расчёт, проверяется по системе документооборота</w:t>
+            </w:r>
+            <w:r>
+              <w:rPr>
+                <w:sz w:val="24"/>
+                <w:szCs w:val="24"/>
+              </w:rPr>
+              <w:t xml:space="preserve">; объём незавершённой работы не виден ни сотруднику, ни руководителю.</w:t>
             </w:r>
           </w:p>
           <w:p>
@@ -456,7 +488,7 @@
                 <w:sz w:val="24"/>
                 <w:szCs w:val="24"/>
               </w:rPr>
-              <w:t>5. Избыточная обработка: одно сообщение переписывается трижды — в журнал входящих, в систему документооборота и в сводку для руководства.</w:t>
+              <w:t xml:space="preserve">5. Избыточная обработка: одно сообщение переписывается трижды — в журнал входящих, в систему документооборота и в сводку для руководства.</w:t>
             </w:r>
           </w:p>
           <w:p>
@@ -472,7 +504,7 @@
                 <w:sz w:val="24"/>
                 <w:szCs w:val="24"/>
               </w:rPr>
-              <w:t>6. Ожидание: маршрут определяет лично Глава округа; нормативный срок один и для сложного вопроса, и для заявки, закрываемой за день.</w:t>
+              <w:t xml:space="preserve">6. Ожидание: маршрут определяет лично Глава округа; нормативный срок один и для сложного вопроса, и для заявки, закрываемой за день.</w:t>
             </w:r>
           </w:p>
           <w:p>
@@ -488,7 +520,7 @@
                 <w:sz w:val="24"/>
                 <w:szCs w:val="24"/>
               </w:rPr>
-              <w:t>7. Переделка и брак: результат не подтверждается фотоматериалом, при формальном закрытии гражданин обращается повторно.</w:t>
+              <w:t xml:space="preserve">7. Переделка и брак: результат не подтверждается фотоматериалом, при формальном закрытии гражданин обращается повторно.</w:t>
             </w:r>
           </w:p>
           <w:p>
@@ -504,7 +536,7 @@
                 <w:sz w:val="24"/>
                 <w:szCs w:val="24"/>
               </w:rPr>
-              <w:t>8. Неиспользование человеческого потенциала: квалифицированный сотрудник занят механической регистрацией, диспетчеризацией и ручным сбором сводки.</w:t>
+              <w:t xml:space="preserve">8. Неиспользование человеческого потенциала: квалифицированный сотрудник занят механической регистрацией, диспетчеризацией и ручным сбором сводки.</w:t>
             </w:r>
           </w:p>
           <w:p>
@@ -520,7 +552,7 @@
                 <w:sz w:val="24"/>
                 <w:szCs w:val="24"/>
               </w:rPr>
-              <w:t>Проблемы пронумерованы на карте текущего состояния процесса — десять позиций в выноске «Выявленные потери».</w:t>
+              <w:t xml:space="preserve">Проблемы пронумерованы на карте текущего состояния процесса — десять позиций в выноске «Выявленные потери».</w:t>
             </w:r>
           </w:p>
         </w:tc>
@@ -585,7 +617,7 @@
                 <w:sz w:val="24"/>
                 <w:szCs w:val="24"/>
               </w:rPr>
-              <w:t>Применено десять инструментов бережливого управления.</w:t>
+              <w:t xml:space="preserve">Применено десять инструментов бережливого управления.</w:t>
             </w:r>
           </w:p>
           <w:p>
@@ -601,7 +633,7 @@
                 <w:sz w:val="24"/>
                 <w:szCs w:val="24"/>
               </w:rPr>
-              <w:t>1. Картирование процесса: карты текущего, целевого и достигнутого состояния; показали время протекания процесса и места потерь.</w:t>
+              <w:t xml:space="preserve">1. Картирование процесса: карты текущего, целевого и достигнутого состояния; показали время протекания процесса и места потерь.</w:t>
             </w:r>
           </w:p>
           <w:p>
@@ -617,7 +649,23 @@
                 <w:sz w:val="24"/>
                 <w:szCs w:val="24"/>
               </w:rPr>
-              <w:t>2. Хронометраж: замер длительности этапов; дал базовые значения показателей.</w:t>
+              <w:t xml:space="preserve">2. </w:t>
+            </w:r>
+            <w:r>
+              <w:rPr>
+                <w:color w:val="C00000"/>
+                <w:b/>
+                <w:sz w:val="24"/>
+                <w:szCs w:val="24"/>
+              </w:rPr>
+              <w:t xml:space="preserve">Хронометраж: замер длительности этапов — запланирован, значения пока экспертные</w:t>
+            </w:r>
+            <w:r>
+              <w:rPr>
+                <w:sz w:val="24"/>
+                <w:szCs w:val="24"/>
+              </w:rPr>
+              <w:t xml:space="preserve">.</w:t>
             </w:r>
           </w:p>
           <w:p>
@@ -633,7 +681,23 @@
                 <w:sz w:val="24"/>
                 <w:szCs w:val="24"/>
               </w:rPr>
-              <w:t>3. Гемба: наблюдение процесса на месте, потери подтверждены наблюдением, а не предположением.</w:t>
+              <w:t xml:space="preserve">3. </w:t>
+            </w:r>
+            <w:r>
+              <w:rPr>
+                <w:color w:val="C00000"/>
+                <w:b/>
+                <w:sz w:val="24"/>
+                <w:szCs w:val="24"/>
+              </w:rPr>
+              <w:t xml:space="preserve">Гемба: наблюдение процесса на месте — запланирована</w:t>
+            </w:r>
+            <w:r>
+              <w:rPr>
+                <w:sz w:val="24"/>
+                <w:szCs w:val="24"/>
+              </w:rPr>
+              <w:t xml:space="preserve">.</w:t>
             </w:r>
           </w:p>
           <w:p>
@@ -649,7 +713,23 @@
                 <w:sz w:val="24"/>
                 <w:szCs w:val="24"/>
               </w:rPr>
-              <w:t>4. «Пять почему»: поиск коренных причин задержек; причина — ручная маршрутизация, а не работа исполнителей.</w:t>
+              <w:t xml:space="preserve">4. </w:t>
+            </w:r>
+            <w:r>
+              <w:rPr>
+                <w:color w:val="C00000"/>
+                <w:b/>
+                <w:sz w:val="24"/>
+                <w:szCs w:val="24"/>
+              </w:rPr>
+              <w:t xml:space="preserve">«Пять почему»: поиск коренных причин задержек — в работе</w:t>
+            </w:r>
+            <w:r>
+              <w:rPr>
+                <w:sz w:val="24"/>
+                <w:szCs w:val="24"/>
+              </w:rPr>
+              <w:t xml:space="preserve">.</w:t>
             </w:r>
           </w:p>
           <w:p>
@@ -665,7 +745,23 @@
                 <w:sz w:val="24"/>
                 <w:szCs w:val="24"/>
               </w:rPr>
-              <w:t>5. Диаграмма Исикавы: группировка причин по категориям.</w:t>
+              <w:t xml:space="preserve">5. </w:t>
+            </w:r>
+            <w:r>
+              <w:rPr>
+                <w:color w:val="C00000"/>
+                <w:b/>
+                <w:sz w:val="24"/>
+                <w:szCs w:val="24"/>
+              </w:rPr>
+              <w:t xml:space="preserve">Диаграмма Исикавы: группировка причин по категориям — в работе</w:t>
+            </w:r>
+            <w:r>
+              <w:rPr>
+                <w:sz w:val="24"/>
+                <w:szCs w:val="24"/>
+              </w:rPr>
+              <w:t xml:space="preserve">.</w:t>
             </w:r>
           </w:p>
           <w:p>
@@ -681,7 +777,7 @@
                 <w:sz w:val="24"/>
                 <w:szCs w:val="24"/>
               </w:rPr>
-              <w:t>6. Голос клиента: оценка гражданином результата по шкале от 1 до 5; оценка 2 и ниже автоматически возвращает заявку в работу.</w:t>
+              <w:t xml:space="preserve">6. Голос клиента: оценка гражданином результата по шкале от 1 до 5; оценка 2 и ниже автоматически возвращает заявку в работу.</w:t>
             </w:r>
           </w:p>
           <w:p>
@@ -697,7 +793,7 @@
                 <w:sz w:val="24"/>
                 <w:szCs w:val="24"/>
               </w:rPr>
-              <w:t>7. Визуализация: панель администрации — статусы, сроки, карта заявок, статистика по направлениям в реальном времени.</w:t>
+              <w:t xml:space="preserve">7. Визуализация: панель администрации — статусы, сроки, карта заявок, статистика по направлениям в реальном времени.</w:t>
             </w:r>
           </w:p>
           <w:p>
@@ -713,7 +809,7 @@
                 <w:sz w:val="24"/>
                 <w:szCs w:val="24"/>
               </w:rPr>
-              <w:t>8. Канбан: доска заявок по статусам от поступления до подтверждения.</w:t>
+              <w:t xml:space="preserve">8. Канбан: доска заявок по статусам от поступления до подтверждения.</w:t>
             </w:r>
           </w:p>
           <w:p>
@@ -729,7 +825,23 @@
                 <w:sz w:val="24"/>
                 <w:szCs w:val="24"/>
               </w:rPr>
-              <w:t>9. Стандартизация: регламент процесса и памятки по ролям, утверждённые приказом администрации округа.</w:t>
+              <w:t xml:space="preserve">9. Стандартизация: памятки по ролям применяются; </w:t>
+            </w:r>
+            <w:r>
+              <w:rPr>
+                <w:color w:val="C00000"/>
+                <w:b/>
+                <w:sz w:val="24"/>
+                <w:szCs w:val="24"/>
+              </w:rPr>
+              <w:t xml:space="preserve">регламент процесса разрабатывается, утверждается приказом до 29.09.2026</w:t>
+            </w:r>
+            <w:r>
+              <w:rPr>
+                <w:sz w:val="24"/>
+                <w:szCs w:val="24"/>
+              </w:rPr>
+              <w:t xml:space="preserve">.</w:t>
             </w:r>
           </w:p>
           <w:p>
@@ -745,7 +857,7 @@
                 <w:sz w:val="24"/>
                 <w:szCs w:val="24"/>
               </w:rPr>
-              <w:t>10. Защита от непреднамеренных ошибок: закрытие заявки невозможно без фотоматериала или отчёта; сквозная дедупликация не допускает повторной работы по одному объекту.</w:t>
+              <w:t xml:space="preserve">10. Защита от непреднамеренных ошибок: закрытие заявки невозможно без фотоматериала или отчёта; сквозная дедупликация не допускает повторной работы по одному объекту.</w:t>
             </w:r>
           </w:p>
         </w:tc>
@@ -807,10 +919,12 @@
             </w:pPr>
             <w:r>
               <w:rPr>
+                <w:color w:val="C00000"/>
+                <w:b/>
                 <w:sz w:val="24"/>
                 <w:szCs w:val="24"/>
               </w:rPr>
-              <w:t>Количественные результаты уточняются по итогам мониторинга достигнутых результатов.</w:t>
+              <w:t xml:space="preserve">Количественные результаты уточняются по итогам мониторинга достигнутых результатов 24–25.09.2026.</w:t>
             </w:r>
           </w:p>
           <w:p>
@@ -826,7 +940,23 @@
                 <w:sz w:val="24"/>
                 <w:szCs w:val="24"/>
               </w:rPr>
-              <w:t>Время протекания процесса: было от 7 до 30 календарных дней, стало — уточняется.</w:t>
+              <w:t xml:space="preserve">Время протекания процесса: было от 7 до 30 календарных дней, стало — </w:t>
+            </w:r>
+            <w:r>
+              <w:rPr>
+                <w:color w:val="C00000"/>
+                <w:b/>
+                <w:sz w:val="24"/>
+                <w:szCs w:val="24"/>
+              </w:rPr>
+              <w:t xml:space="preserve">уточняется</w:t>
+            </w:r>
+            <w:r>
+              <w:rPr>
+                <w:sz w:val="24"/>
+                <w:szCs w:val="24"/>
+              </w:rPr>
+              <w:t xml:space="preserve">.</w:t>
             </w:r>
           </w:p>
           <w:p>
@@ -842,7 +972,7 @@
                 <w:sz w:val="24"/>
                 <w:szCs w:val="24"/>
               </w:rPr>
-              <w:t>Доля заявок с установленным сроком исполнения: было 0 %, стало — уточняется.</w:t>
+              <w:t xml:space="preserve">Доля заявок с установленным сроком исполнения: было 0 %, стало 100 % — срок ставится каждой заявке автоматически по категории.</w:t>
             </w:r>
           </w:p>
           <w:p>
@@ -858,7 +988,23 @@
                 <w:sz w:val="24"/>
                 <w:szCs w:val="24"/>
               </w:rPr>
-              <w:t>Доля заявок, исполненных в установленный срок: уточняется.</w:t>
+              <w:t xml:space="preserve">Доля заявок, исполненных в установленный срок: </w:t>
+            </w:r>
+            <w:r>
+              <w:rPr>
+                <w:color w:val="C00000"/>
+                <w:b/>
+                <w:sz w:val="24"/>
+                <w:szCs w:val="24"/>
+              </w:rPr>
+              <w:t xml:space="preserve">уточняется</w:t>
+            </w:r>
+            <w:r>
+              <w:rPr>
+                <w:sz w:val="24"/>
+                <w:szCs w:val="24"/>
+              </w:rPr>
+              <w:t xml:space="preserve">.</w:t>
             </w:r>
           </w:p>
           <w:p>
@@ -874,7 +1020,7 @@
                 <w:sz w:val="24"/>
                 <w:szCs w:val="24"/>
               </w:rPr>
-              <w:t>Доля закрытых заявок с документальным подтверждением результата: было 0 %, стало — уточняется.</w:t>
+              <w:t xml:space="preserve">Доля закрытых заявок с документальным подтверждением результата: было 0 %, стало 100 % — закрыть заявку без фотографии или отчёта нельзя.</w:t>
             </w:r>
           </w:p>
           <w:p>
@@ -890,7 +1036,23 @@
                 <w:sz w:val="24"/>
                 <w:szCs w:val="24"/>
               </w:rPr>
-              <w:t>Средняя оценка гражданином результата: не измерялась, стало — уточняется.</w:t>
+              <w:t xml:space="preserve">Средняя оценка гражданином результата: не измерялась, стало — </w:t>
+            </w:r>
+            <w:r>
+              <w:rPr>
+                <w:color w:val="C00000"/>
+                <w:b/>
+                <w:sz w:val="24"/>
+                <w:szCs w:val="24"/>
+              </w:rPr>
+              <w:t xml:space="preserve">уточняется</w:t>
+            </w:r>
+            <w:r>
+              <w:rPr>
+                <w:sz w:val="24"/>
+                <w:szCs w:val="24"/>
+              </w:rPr>
+              <w:t xml:space="preserve">.</w:t>
             </w:r>
           </w:p>
           <w:p>
@@ -906,7 +1068,23 @@
                 <w:sz w:val="24"/>
                 <w:szCs w:val="24"/>
               </w:rPr>
-              <w:t>Доля повторных обращений об одной проблеме: уточняется.</w:t>
+              <w:t xml:space="preserve">Доля повторных обращений об одной проблеме: </w:t>
+            </w:r>
+            <w:r>
+              <w:rPr>
+                <w:color w:val="C00000"/>
+                <w:b/>
+                <w:sz w:val="24"/>
+                <w:szCs w:val="24"/>
+              </w:rPr>
+              <w:t xml:space="preserve">уточняется</w:t>
+            </w:r>
+            <w:r>
+              <w:rPr>
+                <w:sz w:val="24"/>
+                <w:szCs w:val="24"/>
+              </w:rPr>
+              <w:t xml:space="preserve">.</w:t>
             </w:r>
           </w:p>
           <w:p>
@@ -922,7 +1100,7 @@
                 <w:sz w:val="24"/>
                 <w:szCs w:val="24"/>
               </w:rPr>
-              <w:t>Качественные результаты. Создан единый цифровой канал приёма сообщений в двух мессенджерах; регистрация идёт без участия сотрудника. Категория, адрес и срочность определяются автоматически, маршрут к исполнителю не требует решения первого лица. У каждой заявки установлен срок исполнения и действует ступенчатая эскалация при просрочке. Закрытие заявки доказательное — фотоматериал или отчёт исполнителя. Гражданин получает уведомление о результате и выставляет оценку. Обращения об одной проблеме склеиваются автоматически. Отчётность строится автоматически, ручной сбор сводки не требуется.</w:t>
+              <w:t xml:space="preserve">Качественные результаты. Создан единый цифровой канал приёма сообщений в мессенджере MAX; регистрация идёт без участия сотрудника. Категория, адрес и срочность определяются автоматически, маршрут к исполнителю не требует решения первого лица. У каждой заявки установлен срок исполнения и действует ступенчатая эскалация при просрочке. Закрытие заявки доказательное — фотоматериал или отчёт исполнителя. Гражданин получает уведомление о результате и выставляет оценку. Обращения об одной проблеме склеиваются автоматически. Отчётность строится автоматически, ручной сбор сводки не требуется.</w:t>
             </w:r>
           </w:p>
         </w:tc>
@@ -990,10 +1168,19 @@
             </w:pPr>
             <w:r>
               <w:rPr>
+                <w:color w:val="C00000"/>
+                <w:b/>
                 <w:sz w:val="24"/>
                 <w:szCs w:val="24"/>
               </w:rPr>
-              <w:t>Уточняется по итогам анализа результатов проекта. Расчёт ведётся по высвобожденному рабочему времени сотрудников за вычетом затрат на реализацию. Сторонний подрядчик не привлекался — цифровое решение разработано силами администрации округа.</w:t>
+              <w:t xml:space="preserve">Уточняется по итогам анализа результатов проекта.</w:t>
+            </w:r>
+            <w:r>
+              <w:rPr>
+                <w:sz w:val="24"/>
+                <w:szCs w:val="24"/>
+              </w:rPr>
+              <w:t xml:space="preserve"> Расчёт ведётся по высвобожденному рабочему времени сотрудников за вычетом затрат на реализацию. Сторонний подрядчик не привлекался — цифровое решение разработано силами администрации округа.</w:t>
             </w:r>
           </w:p>
         </w:tc>
@@ -1336,7 +1523,7 @@
                 <w:sz w:val="24"/>
                 <w:szCs w:val="24"/>
               </w:rPr>
-              <w:t>на 1 л. в 1 экз.</w:t>
+              <w:t xml:space="preserve">на 1 л. в 1 экз.</w:t>
             </w:r>
           </w:p>
         </w:tc>
@@ -1404,7 +1591,25 @@
                 <w:sz w:val="24"/>
                 <w:szCs w:val="24"/>
               </w:rPr>
-              <w:t>на ___ л. в 1 экз.</w:t>
+              <w:t xml:space="preserve">на </w:t>
+            </w:r>
+            <w:r>
+              <w:rPr>
+                <w:color w:val="C00000"/>
+                <w:b/>
+                <w:rFonts w:ascii="timesnewroman" w:hAnsi="timesnewroman"/>
+                <w:sz w:val="24"/>
+                <w:szCs w:val="24"/>
+              </w:rPr>
+              <w:t xml:space="preserve">___</w:t>
+            </w:r>
+            <w:r>
+              <w:rPr>
+                <w:rFonts w:ascii="timesnewroman" w:hAnsi="timesnewroman"/>
+                <w:sz w:val="24"/>
+                <w:szCs w:val="24"/>
+              </w:rPr>
+              <w:t xml:space="preserve"> л. в 1 экз.</w:t>
             </w:r>
           </w:p>
         </w:tc>

--- a/файлы/spravka-proekta-chernovik.docx
+++ b/файлы/spravka-proekta-chernovik.docx
@@ -713,23 +713,7 @@
                 <w:sz w:val="24"/>
                 <w:szCs w:val="24"/>
               </w:rPr>
-              <w:t xml:space="preserve">4. </w:t>
-            </w:r>
-            <w:r>
-              <w:rPr>
-                <w:color w:val="C00000"/>
-                <w:b/>
-                <w:sz w:val="24"/>
-                <w:szCs w:val="24"/>
-              </w:rPr>
-              <w:t xml:space="preserve">«Пять почему»: поиск коренных причин задержек — в работе</w:t>
-            </w:r>
-            <w:r>
-              <w:rPr>
-                <w:sz w:val="24"/>
-                <w:szCs w:val="24"/>
-              </w:rPr>
-              <w:t xml:space="preserve">.</w:t>
+              <w:t xml:space="preserve">4. «Пять почему»: цепочка из пяти вопросов к сроку рассмотрения; коренная причина — приём сигнала о проблеме не отделён от рассмотрения обращения.</w:t>
             </w:r>
           </w:p>
           <w:p>
@@ -745,23 +729,7 @@
                 <w:sz w:val="24"/>
                 <w:szCs w:val="24"/>
               </w:rPr>
-              <w:t xml:space="preserve">5. </w:t>
-            </w:r>
-            <w:r>
-              <w:rPr>
-                <w:color w:val="C00000"/>
-                <w:b/>
-                <w:sz w:val="24"/>
-                <w:szCs w:val="24"/>
-              </w:rPr>
-              <w:t xml:space="preserve">Диаграмма Исикавы: группировка причин по категориям — в работе</w:t>
-            </w:r>
-            <w:r>
-              <w:rPr>
-                <w:sz w:val="24"/>
-                <w:szCs w:val="24"/>
-              </w:rPr>
-              <w:t xml:space="preserve">.</w:t>
+              <w:t xml:space="preserve">5. Диаграмма Исикавы: двенадцать факторов, разложенных по пяти категориям — люди, методы, средства, информация, внешние условия.</w:t>
             </w:r>
           </w:p>
           <w:p>

--- a/файлы/spravka-proekta-chernovik.docx
+++ b/файлы/spravka-proekta-chernovik.docx
@@ -95,7 +95,7 @@
           <w:sz w:val="28"/>
           <w:szCs w:val="28"/>
         </w:rPr>
-        <w:t>Оптимизация процесса приёма, маршрутизации и контроля исполнения сообщений граждан о проблемах благоустройства и жизнеобеспечения на территории Благовещенского муниципального округа</w:t>
+        <w:t>Оптимизация процесса содержания территории Благовещенского муниципального округа за счёт перехода от реагирования на обращения к раннему выявлению проблем, их оперативному устранению и контролю результата</w:t>
       </w:r>
     </w:p>
     <w:p>
@@ -295,7 +295,7 @@
                 <w:sz w:val="24"/>
                 <w:szCs w:val="24"/>
               </w:rPr>
-              <w:t xml:space="preserve">Проблемы процесса. Единого канала приёма сообщений о проблемах благоустройства и жизнеобеспечения нет: гражданин выбирает способ наугад — личный приём, письменное заявление, социальные сети, платформа обратной связи. Сообщение фиксируется в свободной форме, суть и адрес записываются неполно. Маршрут каждого обращения определяет лично Глава округа, поэтому заявка о яме или неработающем фонаре ждёт решения первого лица наравне со сложным вопросом. Срок рассмотрения один для всего — 30 календарных дней. О ходе работы гражданин не информируется; ответ направляется почтой и идёт дополнительно до недели. Повторные обращения об одном объекте не выявляются, работа по нему заводится несколько раз. Время протекания процесса — </w:t>
+              <w:t xml:space="preserve">Проблемы процесса. Планового выявления проблем содержания территории нет: администрация узнаёт о проблеме только тогда, когда житель напишет обращение. В сёлах округа это до месяца, и всё это время проблема существует и никем не устраняется. Ресурс активных жителей не задействован: старосты сёл, депутаты и общественники видят проблемы каждый день, но канала, чтобы передать их в работу, у них нет. Поступившее обращение идёт по разрозненным каналам, регистрируется вручную, маршрут определяет лично Глава округа, срок один для всего — 30 календарных дней и на сложный вопрос, и на заявку о яме. О ходе работы житель не информируется; ответ направляется почтой и идёт дополнительно до недели. Повторные обращения об одном объекте не выявляются. Время протекания процесса от возникновения проблемы до подтверждённого устранения — </w:t>
             </w:r>
             <w:r>
               <w:rPr>
@@ -304,7 +304,7 @@
                 <w:sz w:val="24"/>
                 <w:szCs w:val="24"/>
               </w:rPr>
-              <w:t xml:space="preserve">от 7 до 30 календарных дней — экспертная оценка, подтверждается хронометражем</w:t>
+              <w:t xml:space="preserve">от 10 до 60 календарных дней; из них до 30 дней проблема существует невыявленной — экспертная оценка, подтверждается опросом исполнителей и хронометражем</w:t>
             </w:r>
             <w:r>
               <w:rPr>
@@ -327,7 +327,7 @@
                 <w:sz w:val="24"/>
                 <w:szCs w:val="24"/>
               </w:rPr>
-              <w:t xml:space="preserve">Цели проекта. Сократить время протекания процесса не менее чем на 30 % к базовому значению; довести долю заявок с установленным сроком исполнения до 100 %; довести долю заявок, исполненных в установленный срок, до 90 %; довести долю закрытых заявок с документальным подтверждением результата до 100 %; снизить долю повторных обращений об одной проблеме не менее чем на 50 %; обеспечить среднюю оценку гражданином результата не ниже 4,0 балла по шкале от 1 до 5.</w:t>
+              <w:t xml:space="preserve">Цели проекта. Сократить время протекания процесса не менее чем на 50 % к базовому значению; довести долю проблем, выявленных до обращения жителя, не менее чем до 50 %; снизить количество обращений граждан по вопросам благоустройства и ЖКХ не менее чем на 30 %; довести долю заявок с установленным сроком исполнения до 100 %; довести долю заявок, исполненных в установленный срок, до 90 %; довести долю закрытых заявок с документальным подтверждением результата до 100 %; обеспечить среднюю оценку жителем результата не ниже 4,0 балла по шкале от 1 до 5.</w:t>
             </w:r>
           </w:p>
         </w:tc>
@@ -408,7 +408,7 @@
                 <w:sz w:val="24"/>
                 <w:szCs w:val="24"/>
               </w:rPr>
-              <w:t xml:space="preserve">1. Перепроизводство: несколько граждан сообщают об одной проблеме — по каждому сообщению заводится отдельная работа и отдельно выезжает исполнитель.</w:t>
+              <w:t xml:space="preserve">1. Перепроизводство: несколько жителей сообщают об одной проблеме — по каждому сообщению заводится отдельная работа и отдельно выезжает исполнитель.</w:t>
             </w:r>
           </w:p>
           <w:p>
@@ -440,7 +440,7 @@
                 <w:sz w:val="24"/>
                 <w:szCs w:val="24"/>
               </w:rPr>
-              <w:t xml:space="preserve">3. Ненужная транспортировка: суть обращения пересказывается по цепочке гражданин — приёмная — резолюция — исполнитель, с потерей деталей.</w:t>
+              <w:t xml:space="preserve">3. Ненужная транспортировка: суть обращения пересказывается по цепочке житель — приёмная — резолюция — исполнитель, с потерей деталей.</w:t>
             </w:r>
           </w:p>
           <w:p>
@@ -504,7 +504,7 @@
                 <w:sz w:val="24"/>
                 <w:szCs w:val="24"/>
               </w:rPr>
-              <w:t xml:space="preserve">6. Ожидание: маршрут определяет лично Глава округа; нормативный срок один и для сложного вопроса, и для заявки, закрываемой за день.</w:t>
+              <w:t xml:space="preserve">6. Ожидание — главная потеря процесса: до 30 календарных дней проблема существует, пока о ней никто не сообщил, и ещё до 30 дней идёт рассмотрение обращения по единому для всего сроку.</w:t>
             </w:r>
           </w:p>
           <w:p>
@@ -520,7 +520,7 @@
                 <w:sz w:val="24"/>
                 <w:szCs w:val="24"/>
               </w:rPr>
-              <w:t xml:space="preserve">7. Переделка и брак: результат не подтверждается фотоматериалом, при формальном закрытии гражданин обращается повторно.</w:t>
+              <w:t xml:space="preserve">7. Переделка и брак: результат не подтверждается фотоматериалом, при формальном закрытии житель обращается повторно.</w:t>
             </w:r>
           </w:p>
           <w:p>
@@ -536,7 +536,7 @@
                 <w:sz w:val="24"/>
                 <w:szCs w:val="24"/>
               </w:rPr>
-              <w:t xml:space="preserve">8. Неиспользование человеческого потенциала: квалифицированный сотрудник занят механической регистрацией, диспетчеризацией и ручным сбором сводки.</w:t>
+              <w:t xml:space="preserve">8. Неиспользование человеческого потенциала: ресурс активных жителей не используется вовсе — они видят проблемы ежедневно, но передать их в работу нечем; квалифицированный сотрудник при этом занят механической регистрацией и диспетчеризацией.</w:t>
             </w:r>
           </w:p>
           <w:p>
@@ -552,7 +552,7 @@
                 <w:sz w:val="24"/>
                 <w:szCs w:val="24"/>
               </w:rPr>
-              <w:t xml:space="preserve">Проблемы пронумерованы на карте текущего состояния процесса — десять позиций в выноске «Выявленные потери».</w:t>
+              <w:t xml:space="preserve">Проблемы пронумерованы на карте текущего состояния процесса — двенадцать позиций в выноске «Выявленные потери».</w:t>
             </w:r>
           </w:p>
         </w:tc>
@@ -713,7 +713,7 @@
                 <w:sz w:val="24"/>
                 <w:szCs w:val="24"/>
               </w:rPr>
-              <w:t xml:space="preserve">4. «Пять почему»: цепочка из пяти вопросов к сроку рассмотрения; коренная причина — приём сигнала о проблеме не отделён от рассмотрения обращения.</w:t>
+              <w:t xml:space="preserve">4. «Пять почему»: цепочка из пяти вопросов к сроку существования проблемы; коренная причина — выявление проблемы не отделено от рассмотрения обращения.</w:t>
             </w:r>
           </w:p>
           <w:p>
@@ -729,7 +729,7 @@
                 <w:sz w:val="24"/>
                 <w:szCs w:val="24"/>
               </w:rPr>
-              <w:t xml:space="preserve">5. Диаграмма Исикавы: двенадцать факторов, разложенных по пяти категориям — люди, методы, средства, информация, внешние условия.</w:t>
+              <w:t xml:space="preserve">5. Диаграмма Исикавы: тринадцать факторов, разложенных по пяти категориям — люди, методы, средства, информация, внешние условия.</w:t>
             </w:r>
           </w:p>
           <w:p>
@@ -745,7 +745,7 @@
                 <w:sz w:val="24"/>
                 <w:szCs w:val="24"/>
               </w:rPr>
-              <w:t xml:space="preserve">6. Голос клиента: оценка гражданином результата по шкале от 1 до 5; оценка 2 и ниже автоматически возвращает заявку в работу.</w:t>
+              <w:t xml:space="preserve">6. Голос клиента: оценка жителем результата по шкале от 1 до 5; оценка 2 и ниже автоматически возвращает заявку в работу.</w:t>
             </w:r>
           </w:p>
           <w:p>
@@ -908,7 +908,7 @@
                 <w:sz w:val="24"/>
                 <w:szCs w:val="24"/>
               </w:rPr>
-              <w:t xml:space="preserve">Время протекания процесса: было от 7 до 30 календарных дней, стало — </w:t>
+              <w:t xml:space="preserve">Время протекания процесса от возникновения проблемы до подтверждённого устранения: было от 10 до 60 календарных дней, стало — </w:t>
             </w:r>
             <w:r>
               <w:rPr>
@@ -918,6 +918,70 @@
                 <w:szCs w:val="24"/>
               </w:rPr>
               <w:t xml:space="preserve">уточняется</w:t>
+            </w:r>
+            <w:r>
+              <w:rPr>
+                <w:sz w:val="24"/>
+                <w:szCs w:val="24"/>
+              </w:rPr>
+              <w:t xml:space="preserve">.</w:t>
+            </w:r>
+          </w:p>
+          <w:p>
+            <w:pPr>
+              <w:jc w:val="both"/>
+              <w:rPr>
+                <w:sz w:val="24"/>
+                <w:szCs w:val="24"/>
+              </w:rPr>
+            </w:pPr>
+            <w:r>
+              <w:rPr>
+                <w:sz w:val="24"/>
+                <w:szCs w:val="24"/>
+              </w:rPr>
+              <w:t xml:space="preserve">Доля проблем, выявленных до обращения жителя: было 0 %, стало — </w:t>
+            </w:r>
+            <w:r>
+              <w:rPr>
+                <w:color w:val="C00000"/>
+                <w:b/>
+                <w:sz w:val="24"/>
+                <w:szCs w:val="24"/>
+              </w:rPr>
+              <w:t xml:space="preserve">уточняется</w:t>
+            </w:r>
+            <w:r>
+              <w:rPr>
+                <w:sz w:val="24"/>
+                <w:szCs w:val="24"/>
+              </w:rPr>
+              <w:t xml:space="preserve">.</w:t>
+            </w:r>
+          </w:p>
+          <w:p>
+            <w:pPr>
+              <w:jc w:val="both"/>
+              <w:rPr>
+                <w:sz w:val="24"/>
+                <w:szCs w:val="24"/>
+              </w:rPr>
+            </w:pPr>
+            <w:r>
+              <w:rPr>
+                <w:sz w:val="24"/>
+                <w:szCs w:val="24"/>
+              </w:rPr>
+              <w:t xml:space="preserve">Количество обращений граждан по вопросам благоустройства и ЖКХ: </w:t>
+            </w:r>
+            <w:r>
+              <w:rPr>
+                <w:color w:val="C00000"/>
+                <w:b/>
+                <w:sz w:val="24"/>
+                <w:szCs w:val="24"/>
+              </w:rPr>
+              <w:t xml:space="preserve">уточняется по данным системы документооборота</w:t>
             </w:r>
             <w:r>
               <w:rPr>
@@ -1004,7 +1068,7 @@
                 <w:sz w:val="24"/>
                 <w:szCs w:val="24"/>
               </w:rPr>
-              <w:t xml:space="preserve">Средняя оценка гражданином результата: не измерялась, стало — </w:t>
+              <w:t xml:space="preserve">Средняя оценка жителем результата: не измерялась, стало — </w:t>
             </w:r>
             <w:r>
               <w:rPr>
@@ -1036,23 +1100,7 @@
                 <w:sz w:val="24"/>
                 <w:szCs w:val="24"/>
               </w:rPr>
-              <w:t xml:space="preserve">Доля повторных обращений об одной проблеме: </w:t>
-            </w:r>
-            <w:r>
-              <w:rPr>
-                <w:color w:val="C00000"/>
-                <w:b/>
-                <w:sz w:val="24"/>
-                <w:szCs w:val="24"/>
-              </w:rPr>
-              <w:t xml:space="preserve">уточняется</w:t>
-            </w:r>
-            <w:r>
-              <w:rPr>
-                <w:sz w:val="24"/>
-                <w:szCs w:val="24"/>
-              </w:rPr>
-              <w:t xml:space="preserve">.</w:t>
+              <w:t xml:space="preserve">Очередь необработанных сообщений перед маршрутизацией: было от 2 до 8 штук, стало 0 — заявка уходит исполнителю сразу после классификации.</w:t>
             </w:r>
           </w:p>
           <w:p>
@@ -1068,7 +1116,7 @@
                 <w:sz w:val="24"/>
                 <w:szCs w:val="24"/>
               </w:rPr>
-              <w:t xml:space="preserve">Качественные результаты. Создан единый цифровой канал приёма сообщений в мессенджере MAX; регистрация идёт без участия сотрудника. Категория, адрес и срочность определяются автоматически, маршрут к исполнителю не требует решения первого лица. У каждой заявки установлен срок исполнения и действует ступенчатая эскалация при просрочке. Закрытие заявки доказательное — фотоматериал или отчёт исполнителя. Гражданин получает уведомление о результате и выставляет оценку. Обращения об одной проблеме склеиваются автоматически. Отчётность строится автоматически, ручной сбор сводки не требуется.</w:t>
+              <w:t xml:space="preserve">Качественные результаты. Введено плановое выявление проблем: наблюдатели — активные жители и сотрудники, ежедневно бывающие на территории, — подают заявки с обхода, и проблема попадает в работу до того, как житель напишет обращение. Создан единый цифровой канал приёма в мессенджере MAX; регистрация идёт без участия сотрудника. Категория, адрес и срочность определяются автоматически, маршрут к исполнителю не требует решения первого лица. У каждой заявки установлен срок исполнения и действует ступенчатая эскалация при просрочке. Закрытие заявки доказательное — фотоматериал или отчёт исполнителя. Автор заявки получает уведомление о результате и выставляет оценку. Заявки об одной проблеме склеиваются автоматически. Отчётность строится автоматически, ручной сбор сводки не требуется.</w:t>
             </w:r>
           </w:p>
         </w:tc>

--- a/файлы/spravka-proekta-chernovik.docx
+++ b/файлы/spravka-proekta-chernovik.docx
@@ -295,7 +295,7 @@
                 <w:sz w:val="24"/>
                 <w:szCs w:val="24"/>
               </w:rPr>
-              <w:t xml:space="preserve">Проблемы процесса. Планового выявления проблем содержания территории нет: администрация узнаёт о проблеме только тогда, когда житель напишет обращение. В сёлах округа это до месяца, и всё это время проблема существует и никем не устраняется. Ресурс активных жителей не задействован: старосты сёл, депутаты и общественники видят проблемы каждый день, но канала, чтобы передать их в работу, у них нет. Поступившее обращение идёт по разрозненным каналам, регистрируется вручную, маршрут определяет лично Глава округа, срок один для всего — 30 календарных дней и на сложный вопрос, и на заявку о яме. О ходе работы житель не информируется; ответ направляется почтой и идёт дополнительно до недели. Повторные обращения об одном объекте не выявляются. Время протекания процесса от возникновения проблемы до подтверждённого устранения — </w:t>
+              <w:t xml:space="preserve">Проблемы процесса. Плановое выявление проблем содержания территории не ведётся: проблема попадает в работу после обращения жителя. Канала для передачи сообщений от старост сёл, депутатов и общественников в администрацию не предусмотрено. Сообщения поступают по четырём каналам: личный приём, письменные заявления, социальные сети, платформа обратной связи. Регистрация, определение сути и адреса, поиск ответственного и передача поручения выполняются вручную; ответственного заместителя определяет Глава округа. Срок рассмотрения — 30 календарных дней, единый для обращений любой сложности (Федеральный закон № 59-ФЗ). Информирование жителя о ходе работы не предусмотрено; ответ направляется почтой, если не указан адрес электронной почты или получение лично. Документальное подтверждение результата не предусмотрено; повторные обращения об одном объекте не выявляются. Время протекания процесса от возникновения проблемы до подтверждённого устранения — </w:t>
             </w:r>
             <w:r>
               <w:rPr>
@@ -304,7 +304,7 @@
                 <w:sz w:val="24"/>
                 <w:szCs w:val="24"/>
               </w:rPr>
-              <w:t xml:space="preserve">от 10 до 60 календарных дней; из них до 30 дней проблема существует невыявленной — экспертная оценка, подтверждается опросом исполнителей и хронометражем</w:t>
+              <w:t xml:space="preserve">от 10 до 60 календарных дней; из них до 30 дней проблема не выявлена — экспертная оценка, подтверждается опросом исполнителей и хронометражем</w:t>
             </w:r>
             <w:r>
               <w:rPr>
@@ -408,7 +408,7 @@
                 <w:sz w:val="24"/>
                 <w:szCs w:val="24"/>
               </w:rPr>
-              <w:t xml:space="preserve">1. Перепроизводство: несколько жителей сообщают об одной проблеме — по каждому сообщению заводится отдельная работа и отдельно выезжает исполнитель.</w:t>
+              <w:t xml:space="preserve">1. Перепроизводство: сообщения нескольких жителей об одной проблеме учитываются как отдельные; по каждому заводится отдельная работа и выполняется отдельный выезд исполнителя.</w:t>
             </w:r>
           </w:p>
           <w:p>
@@ -424,7 +424,7 @@
                 <w:sz w:val="24"/>
                 <w:szCs w:val="24"/>
               </w:rPr>
-              <w:t xml:space="preserve">2. Лишние движения: сотрудник вручную определяет зону ответственности и поднимает историю прежних обращений.</w:t>
+              <w:t xml:space="preserve">2. Лишние движения: зона ответственности и история прежних обращений по объекту устанавливаются вручную.</w:t>
             </w:r>
           </w:p>
           <w:p>
@@ -440,7 +440,7 @@
                 <w:sz w:val="24"/>
                 <w:szCs w:val="24"/>
               </w:rPr>
-              <w:t xml:space="preserve">3. Ненужная транспортировка: суть обращения пересказывается по цепочке житель — приёмная — резолюция — исполнитель, с потерей деталей.</w:t>
+              <w:t xml:space="preserve">3. Ненужная транспортировка: содержание обращения передаётся по цепочке житель — приёмная — резолюция — исполнитель.</w:t>
             </w:r>
           </w:p>
           <w:p>
@@ -472,7 +472,7 @@
                 <w:sz w:val="24"/>
                 <w:szCs w:val="24"/>
               </w:rPr>
-              <w:t xml:space="preserve">; объём незавершённой работы не виден ни сотруднику, ни руководителю.</w:t>
+              <w:t xml:space="preserve">; учёт объёма незавершённой работы не ведётся.</w:t>
             </w:r>
           </w:p>
           <w:p>
@@ -488,7 +488,7 @@
                 <w:sz w:val="24"/>
                 <w:szCs w:val="24"/>
               </w:rPr>
-              <w:t xml:space="preserve">5. Избыточная обработка: одно сообщение переписывается трижды — в журнал входящих, в систему документооборота и в сводку для руководства.</w:t>
+              <w:t xml:space="preserve">5. Избыточная обработка: одно сообщение вносится трижды — в журнал входящих, в систему документооборота и в сводку для руководства.</w:t>
             </w:r>
           </w:p>
           <w:p>
@@ -504,7 +504,7 @@
                 <w:sz w:val="24"/>
                 <w:szCs w:val="24"/>
               </w:rPr>
-              <w:t xml:space="preserve">6. Ожидание — главная потеря процесса: до 30 календарных дней проблема существует, пока о ней никто не сообщил, и ещё до 30 дней идёт рассмотрение обращения по единому для всего сроку.</w:t>
+              <w:t xml:space="preserve">6. Ожидание — наибольшая по длительности потеря: до 30 календарных дней проблема не выявлена, и до 30 календарных дней занимает рассмотрение обращения.</w:t>
             </w:r>
           </w:p>
           <w:p>
@@ -520,7 +520,7 @@
                 <w:sz w:val="24"/>
                 <w:szCs w:val="24"/>
               </w:rPr>
-              <w:t xml:space="preserve">7. Переделка и брак: результат не подтверждается фотоматериалом, при формальном закрытии житель обращается повторно.</w:t>
+              <w:t xml:space="preserve">7. Переделка и брак: подтверждение результата не предусмотрено; при закрытии без подтверждения обращение по тому же объекту поступает повторно.</w:t>
             </w:r>
           </w:p>
           <w:p>
@@ -536,7 +536,7 @@
                 <w:sz w:val="24"/>
                 <w:szCs w:val="24"/>
               </w:rPr>
-              <w:t xml:space="preserve">8. Неиспользование человеческого потенциала: ресурс активных жителей не используется вовсе — они видят проблемы ежедневно, но передать их в работу нечем; квалифицированный сотрудник при этом занят механической регистрацией и диспетчеризацией.</w:t>
+              <w:t xml:space="preserve">8. Неиспользование человеческого потенциала: сообщения от старост сёл, депутатов и общественников в процесс не поступают; регистрация и диспетчеризация выполняются сотрудником вручную.</w:t>
             </w:r>
           </w:p>
           <w:p>
@@ -1116,7 +1116,7 @@
                 <w:sz w:val="24"/>
                 <w:szCs w:val="24"/>
               </w:rPr>
-              <w:t xml:space="preserve">Качественные результаты. Введено плановое выявление проблем: наблюдатели — активные жители и сотрудники, ежедневно бывающие на территории, — подают заявки с обхода, и проблема попадает в работу до того, как житель напишет обращение. Создан единый цифровой канал приёма в мессенджере MAX; регистрация идёт без участия сотрудника. Категория, адрес и срочность определяются автоматически, маршрут к исполнителю не требует решения первого лица. У каждой заявки установлен срок исполнения и действует ступенчатая эскалация при просрочке. Закрытие заявки доказательное — фотоматериал или отчёт исполнителя. Автор заявки получает уведомление о результате и выставляет оценку. Заявки об одной проблеме склеиваются автоматически. Отчётность строится автоматически, ручной сбор сводки не требуется.</w:t>
+              <w:t xml:space="preserve">Качественные результаты. Введено плановое выявление проблем: наблюдатели — активные жители и сотрудники, бывающие на территории ежедневно, — подают заявки по итогам обхода, до обращения жителя. Приём сообщений ведётся в мессенджере MAX; регистрация выполняется без участия сотрудника. Категория, адрес и срочность определяются автоматически; маршрут к исполнителю назначается без резолюции Главы округа. Каждой заявке устанавливается срок исполнения, при просрочке заявка передаётся заместителю по направлению, затем Главе округа. Закрытие заявки требует фотоматериала или отчёта исполнителя. Автор заявки получает уведомление о результате и выставляет оценку. Заявки об одном объекте объединяются автоматически. Сводная отчётность формируется в панели администрации без ручного сбора.</w:t>
             </w:r>
           </w:p>
         </w:tc>

--- a/файлы/spravka-proekta-chernovik.docx
+++ b/файлы/spravka-proekta-chernovik.docx
@@ -95,7 +95,7 @@
           <w:sz w:val="28"/>
           <w:szCs w:val="28"/>
         </w:rPr>
-        <w:t>Оптимизация процесса содержания территории Благовещенского муниципального округа за счёт перехода от реагирования на обращения к раннему выявлению проблем, их оперативному устранению и контролю результата</w:t>
+        <w:t>Оптимизация процесса устранения проблем благоустройства и содержания территории Благовещенского муниципального округа за счёт перехода от реагирования на обращения к их плановому выявлению и контролю результата</w:t>
       </w:r>
     </w:p>
     <w:p>

--- a/файлы/spravka-proekta-chernovik.docx
+++ b/файлы/spravka-proekta-chernovik.docx
@@ -295,7 +295,23 @@
                 <w:sz w:val="24"/>
                 <w:szCs w:val="24"/>
               </w:rPr>
-              <w:t xml:space="preserve">Проблемы процесса. Плановое выявление проблем содержания территории не ведётся: проблема попадает в работу после обращения жителя. Канала для передачи сообщений от старост сёл, депутатов и общественников в администрацию не предусмотрено. Сообщения поступают по четырём каналам: личный приём, письменные заявления, социальные сети, платформа обратной связи. Регистрация, определение сути и адреса, поиск ответственного и передача поручения выполняются вручную; ответственного заместителя определяет Глава округа. Срок рассмотрения — 30 календарных дней, единый для обращений любой сложности (Федеральный закон № 59-ФЗ). Информирование жителя о ходе работы не предусмотрено; ответ направляется почтой, если не указан адрес электронной почты или получение лично. Документальное подтверждение результата не предусмотрено; повторные обращения об одном объекте не выявляются. Время протекания процесса от возникновения проблемы до подтверждённого устранения — </w:t>
+              <w:t xml:space="preserve">Цель проекта — снижение количества обращений граждан по вопросам благоустройства и содержания территории округа.</w:t>
+            </w:r>
+          </w:p>
+          <w:p>
+            <w:pPr>
+              <w:jc w:val="both"/>
+              <w:rPr>
+                <w:sz w:val="24"/>
+                <w:szCs w:val="24"/>
+              </w:rPr>
+            </w:pPr>
+            <w:r>
+              <w:rPr>
+                <w:sz w:val="24"/>
+                <w:szCs w:val="24"/>
+              </w:rPr>
+              <w:t xml:space="preserve">Проблемы процесса. Плановое выявление проблем содержания территории не ведётся: проблема попадает в работу после обращения жителя. Канала для передачи сообщений от инициативных групп граждан в администрацию не предусмотрено. Сообщения поступают по четырём каналам: личный приём, письменные заявления, социальные сети, платформа обратной связи. Весь объём поступающих обращений вручную распределяет Глава округа: ответственного заместителя по каждому обращению определяет лично он. Срок рассмотрения — 30 календарных дней, единый для обращений любой сложности (Федеральный закон № 59-ФЗ). Распределение проблем по объектам возникновения не ведётся: сколько обращений приходится на один адрес или участок, из учёта не видно. Связь с заявителем ограничена письменным ответом по итогам рассмотрения; о ходе работы он не информируется. Повторные обращения об одном объекте не выявляются. Время протекания процесса от возникновения проблемы до подтверждённого устранения — </w:t>
             </w:r>
             <w:r>
               <w:rPr>
@@ -304,7 +320,7 @@
                 <w:sz w:val="24"/>
                 <w:szCs w:val="24"/>
               </w:rPr>
-              <w:t xml:space="preserve">от 10 до 60 календарных дней; из них до 30 дней проблема не выявлена — экспертная оценка, подтверждается опросом исполнителей и хронометражем</w:t>
+              <w:t xml:space="preserve">от 10 до 44 календарных дней; из них до 14 дней проблема не выявлена — экспертная оценка, подтверждается опросом исполнителей и хронометражем</w:t>
             </w:r>
             <w:r>
               <w:rPr>
@@ -327,7 +343,7 @@
                 <w:sz w:val="24"/>
                 <w:szCs w:val="24"/>
               </w:rPr>
-              <w:t xml:space="preserve">Цели проекта. Сократить время протекания процесса не менее чем на 50 % к базовому значению; довести долю проблем, выявленных до обращения жителя, не менее чем до 50 %; снизить количество обращений граждан по вопросам благоустройства и ЖКХ не менее чем на 30 %; довести долю заявок с установленным сроком исполнения до 100 %; довести долю заявок, исполненных в установленный срок, до 90 %; довести долю закрытых заявок с документальным подтверждением результата до 100 %; обеспечить среднюю оценку жителем результата не ниже 4,0 балла по шкале от 1 до 5.</w:t>
+              <w:t xml:space="preserve">Показатели. Снизить количество обращений граждан по вопросам благоустройства и ЖКХ не менее чем на 30 %; сократить время протекания процесса не менее чем на 50 % к базовому значению; довести долю проблем, выявленных до обращения жителя, не менее чем до 50 %; довести долю заявок с фотофиксацией устранения до 100 %; довести долю заявок с установленным сроком исполнения до 100 %; довести долю заявок, исполненных в установленный срок, до 90 %; обеспечить среднюю оценку жителем результата не ниже 4,0 балла по шкале от 1 до 5.</w:t>
             </w:r>
           </w:p>
         </w:tc>
@@ -504,7 +520,7 @@
                 <w:sz w:val="24"/>
                 <w:szCs w:val="24"/>
               </w:rPr>
-              <w:t xml:space="preserve">6. Ожидание — наибольшая по длительности потеря: до 30 календарных дней проблема не выявлена, и до 30 календарных дней занимает рассмотрение обращения.</w:t>
+              <w:t xml:space="preserve">6. Ожидание — наибольшая по длительности потеря: до 14 календарных дней проблема не выявлена, и до 30 календарных дней занимает рассмотрение обращения.</w:t>
             </w:r>
           </w:p>
           <w:p>
@@ -520,7 +536,7 @@
                 <w:sz w:val="24"/>
                 <w:szCs w:val="24"/>
               </w:rPr>
-              <w:t xml:space="preserve">7. Переделка и брак: подтверждение результата не предусмотрено; при закрытии без подтверждения обращение по тому же объекту поступает повторно.</w:t>
+              <w:t xml:space="preserve">7. Переделка и брак: фотофиксация устранения не предусмотрена; при закрытии без неё обращение по тому же объекту поступает повторно.</w:t>
             </w:r>
           </w:p>
           <w:p>
@@ -536,7 +552,7 @@
                 <w:sz w:val="24"/>
                 <w:szCs w:val="24"/>
               </w:rPr>
-              <w:t xml:space="preserve">8. Неиспользование человеческого потенциала: сообщения от старост сёл, депутатов и общественников в процесс не поступают; регистрация и диспетчеризация выполняются сотрудником вручную.</w:t>
+              <w:t xml:space="preserve">8. Неиспользование человеческого потенциала: сообщения от инициативных групп граждан в процесс не поступают; весь объём обращений распределяет вручную Глава округа, регистрация и диспетчеризация выполняются сотрудником вручную.</w:t>
             </w:r>
           </w:p>
           <w:p>
@@ -908,7 +924,39 @@
                 <w:sz w:val="24"/>
                 <w:szCs w:val="24"/>
               </w:rPr>
-              <w:t xml:space="preserve">Время протекания процесса от возникновения проблемы до подтверждённого устранения: было от 10 до 60 календарных дней, стало — </w:t>
+              <w:t xml:space="preserve">Количество обращений граждан по вопросам благоустройства и ЖКХ — основной показатель проекта: </w:t>
+            </w:r>
+            <w:r>
+              <w:rPr>
+                <w:color w:val="C00000"/>
+                <w:b/>
+                <w:sz w:val="24"/>
+                <w:szCs w:val="24"/>
+              </w:rPr>
+              <w:t xml:space="preserve">уточняется по данным системы документооборота</w:t>
+            </w:r>
+            <w:r>
+              <w:rPr>
+                <w:sz w:val="24"/>
+                <w:szCs w:val="24"/>
+              </w:rPr>
+              <w:t xml:space="preserve">.</w:t>
+            </w:r>
+          </w:p>
+          <w:p>
+            <w:pPr>
+              <w:jc w:val="both"/>
+              <w:rPr>
+                <w:sz w:val="24"/>
+                <w:szCs w:val="24"/>
+              </w:rPr>
+            </w:pPr>
+            <w:r>
+              <w:rPr>
+                <w:sz w:val="24"/>
+                <w:szCs w:val="24"/>
+              </w:rPr>
+              <w:t xml:space="preserve">Время протекания процесса от возникновения проблемы до подтверждённого устранения: было от 10 до 44 календарных дней, стало — </w:t>
             </w:r>
             <w:r>
               <w:rPr>
@@ -972,23 +1020,7 @@
                 <w:sz w:val="24"/>
                 <w:szCs w:val="24"/>
               </w:rPr>
-              <w:t xml:space="preserve">Количество обращений граждан по вопросам благоустройства и ЖКХ: </w:t>
-            </w:r>
-            <w:r>
-              <w:rPr>
-                <w:color w:val="C00000"/>
-                <w:b/>
-                <w:sz w:val="24"/>
-                <w:szCs w:val="24"/>
-              </w:rPr>
-              <w:t xml:space="preserve">уточняется по данным системы документооборота</w:t>
-            </w:r>
-            <w:r>
-              <w:rPr>
-                <w:sz w:val="24"/>
-                <w:szCs w:val="24"/>
-              </w:rPr>
-              <w:t xml:space="preserve">.</w:t>
+              <w:t xml:space="preserve">Доля заявок с фотофиксацией устранения: было 0 %, стало 100 % — закрыть заявку без фотографии или отчёта нельзя.</w:t>
             </w:r>
           </w:p>
           <w:p>
@@ -1052,22 +1084,6 @@
                 <w:sz w:val="24"/>
                 <w:szCs w:val="24"/>
               </w:rPr>
-              <w:t xml:space="preserve">Доля закрытых заявок с документальным подтверждением результата: было 0 %, стало 100 % — закрыть заявку без фотографии или отчёта нельзя.</w:t>
-            </w:r>
-          </w:p>
-          <w:p>
-            <w:pPr>
-              <w:jc w:val="both"/>
-              <w:rPr>
-                <w:sz w:val="24"/>
-                <w:szCs w:val="24"/>
-              </w:rPr>
-            </w:pPr>
-            <w:r>
-              <w:rPr>
-                <w:sz w:val="24"/>
-                <w:szCs w:val="24"/>
-              </w:rPr>
               <w:t xml:space="preserve">Средняя оценка жителем результата: не измерялась, стало — </w:t>
             </w:r>
             <w:r>
@@ -1116,7 +1132,7 @@
                 <w:sz w:val="24"/>
                 <w:szCs w:val="24"/>
               </w:rPr>
-              <w:t xml:space="preserve">Качественные результаты. Введено плановое выявление проблем: наблюдатели — активные жители и сотрудники, бывающие на территории ежедневно, — подают заявки по итогам обхода, до обращения жителя. Приём сообщений ведётся в мессенджере MAX; регистрация выполняется без участия сотрудника. Категория, адрес и срочность определяются автоматически; маршрут к исполнителю назначается без резолюции Главы округа. Каждой заявке устанавливается срок исполнения, при просрочке заявка передаётся заместителю по направлению, затем Главе округа. Закрытие заявки требует фотоматериала или отчёта исполнителя. Автор заявки получает уведомление о результате и выставляет оценку. Заявки об одном объекте объединяются автоматически. Сводная отчётность формируется в панели администрации без ручного сбора.</w:t>
+              <w:t xml:space="preserve">Качественные результаты. Введено плановое выявление проблем: инициативные группы граждан подают заявки по итогам обхода территории, до обращения жителя. Приём сообщений ведётся в мессенджере MAX; регистрация выполняется без участия сотрудника. Категория, адрес и срочность определяются автоматически; маршрут к исполнителю назначается без резолюции Главы округа — ручное распределение всего объёма обращений первым лицом из процесса исключено. Каждой заявке устанавливается срок исполнения, при просрочке заявка передаётся заместителю по направлению, затем Главе округа. Закрытие заявки требует фотоматериала или отчёта исполнителя. Автор заявки получает уведомление о каждом изменении статуса и выставляет оценку — связь с заявителем ведётся на всём протяжении работы, а не только письменным ответом по её итогам. Заявки об одном объекте объединяются автоматически, и число обращений по объекту сохраняется: появилось распределение проблем по объектам возникновения — по адресам, участкам и населённым пунктам. Сводная отчётность формируется в панели администрации без ручного сбора.</w:t>
             </w:r>
           </w:p>
         </w:tc>
@@ -1196,7 +1212,23 @@
                 <w:sz w:val="24"/>
                 <w:szCs w:val="24"/>
               </w:rPr>
-              <w:t xml:space="preserve"> Расчёт ведётся по высвобожденному рабочему времени сотрудников за вычетом затрат на реализацию. Сторонний подрядчик не привлекался — цифровое решение разработано силами администрации округа.</w:t>
+              <w:t xml:space="preserve"> Расчёт ведётся по высвобожденному рабочему времени: регистрация сообщения, определение ответственного, передача поручения и сбор сводной отчётности выполняются программой. Сторонний подрядчик не привлекался — цифровое решение разработано силами администрации округа, затраты на разработку внешним исполнителем не понесены.</w:t>
+            </w:r>
+          </w:p>
+          <w:p>
+            <w:pPr>
+              <w:jc w:val="both"/>
+              <w:rPr>
+                <w:sz w:val="24"/>
+                <w:szCs w:val="24"/>
+              </w:rPr>
+            </w:pPr>
+            <w:r>
+              <w:rPr>
+                <w:sz w:val="24"/>
+                <w:szCs w:val="24"/>
+              </w:rPr>
+              <w:t xml:space="preserve">Развитие проекта. Данные о числе обращений по каждому объекту накапливаются в системе с первого дня работы: повторные заявки не удаляются, а связываются с исходной, поэтому по каждому адресу и участку виден счётчик. Это основа для следующего шага — приоритизации расходов на благоустройство по фактической частоте проблем на объекте. Для этого требуется расширение круга лиц, подающих заявки, за пределы инициативных групп: чем шире круг, тем точнее картина частоты. Расширение состава участников планируется после завершения настоящего проекта.</w:t>
             </w:r>
           </w:p>
         </w:tc>

--- a/файлы/spravka-proekta-chernovik.docx
+++ b/файлы/spravka-proekta-chernovik.docx
@@ -311,23 +311,7 @@
                 <w:sz w:val="24"/>
                 <w:szCs w:val="24"/>
               </w:rPr>
-              <w:t xml:space="preserve">Проблемы процесса. Плановое выявление проблем содержания территории не ведётся: проблема попадает в работу после обращения жителя. Канала для передачи сообщений от инициативных групп граждан в администрацию не предусмотрено. Сообщения поступают по четырём каналам: личный приём, письменные заявления, социальные сети, платформа обратной связи. Весь объём поступающих обращений вручную распределяет Глава округа: ответственного заместителя по каждому обращению определяет лично он. Срок рассмотрения — 30 календарных дней, единый для обращений любой сложности (Федеральный закон № 59-ФЗ). Распределение проблем по объектам возникновения не ведётся: сколько обращений приходится на один адрес или участок, из учёта не видно. Связь с заявителем ограничена письменным ответом по итогам рассмотрения; о ходе работы он не информируется. Повторные обращения об одном объекте не выявляются. Время протекания процесса от возникновения проблемы до подтверждённого устранения — </w:t>
-            </w:r>
-            <w:r>
-              <w:rPr>
-                <w:color w:val="C00000"/>
-                <w:b/>
-                <w:sz w:val="24"/>
-                <w:szCs w:val="24"/>
-              </w:rPr>
-              <w:t xml:space="preserve">от 10 до 44 календарных дней; из них до 14 дней проблема не выявлена — экспертная оценка, подтверждается опросом исполнителей и хронометражем</w:t>
-            </w:r>
-            <w:r>
-              <w:rPr>
-                <w:sz w:val="24"/>
-                <w:szCs w:val="24"/>
-              </w:rPr>
-              <w:t xml:space="preserve">.</w:t>
+              <w:t xml:space="preserve">Проблемы процесса. Плановое выявление проблем содержания территории не ведётся: проблема попадает в работу после обращения жителя. Канала для передачи сообщений от инициативных групп граждан в администрацию не предусмотрено. Сообщения поступают по четырём каналам: личный приём, письменные заявления, социальные сети, платформа обратной связи. Весь объём поступающих обращений вручную распределяет Глава округа: ответственного заместителя по каждому обращению определяет лично он. Срок рассмотрения — 30 календарных дней, единый для обращений любой сложности (Федеральный закон № 59-ФЗ). Распределение проблем по объектам возникновения не ведётся: сколько обращений приходится на один адрес или участок, из учёта не видно. Связь с заявителем ограничена письменным ответом по итогам рассмотрения; о ходе работы он не информируется. Повторные обращения об одном объекте не выявляются. Базовые значения процесса, подтверждённые заказчиком. Количество обращений граждан по вопросам благоустройства и жилищно-коммунального хозяйства — 40 в месяц. Трудозатраты сотрудника на приём, регистрацию одного сообщения и передачу его исполнителю — 15 минут. Доля заявок, исполненных в установленный срок, — 60 %. Время протекания процесса от возникновения проблемы до подтверждённого устранения — от 10 до 44 календарных дней; из них до 14 дней проблема не выявлена.</w:t>
             </w:r>
           </w:p>
           <w:p>
@@ -924,7 +908,7 @@
                 <w:sz w:val="24"/>
                 <w:szCs w:val="24"/>
               </w:rPr>
-              <w:t xml:space="preserve">Количество обращений граждан по вопросам благоустройства и ЖКХ — основной показатель проекта: </w:t>
+              <w:t xml:space="preserve">Количество обращений граждан по вопросам благоустройства и ЖКХ — основной показатель проекта: было 40 в месяц, стало — </w:t>
             </w:r>
             <w:r>
               <w:rPr>
@@ -933,7 +917,7 @@
                 <w:sz w:val="24"/>
                 <w:szCs w:val="24"/>
               </w:rPr>
-              <w:t xml:space="preserve">уточняется по данным системы документооборота</w:t>
+              <w:t xml:space="preserve">уточняется</w:t>
             </w:r>
             <w:r>
               <w:rPr>
@@ -1052,7 +1036,7 @@
                 <w:sz w:val="24"/>
                 <w:szCs w:val="24"/>
               </w:rPr>
-              <w:t xml:space="preserve">Доля заявок, исполненных в установленный срок: </w:t>
+              <w:t xml:space="preserve">Доля заявок, исполненных в установленный срок: было 60 %, стало — </w:t>
             </w:r>
             <w:r>
               <w:rPr>

--- a/файлы/spravka-proekta-chernovik.docx
+++ b/файлы/spravka-proekta-chernovik.docx
@@ -793,23 +793,7 @@
                 <w:sz w:val="24"/>
                 <w:szCs w:val="24"/>
               </w:rPr>
-              <w:t xml:space="preserve">9. Стандартизация: памятки по ролям применяются; </w:t>
-            </w:r>
-            <w:r>
-              <w:rPr>
-                <w:color w:val="C00000"/>
-                <w:b/>
-                <w:sz w:val="24"/>
-                <w:szCs w:val="24"/>
-              </w:rPr>
-              <w:t xml:space="preserve">регламент процесса разрабатывается, утверждается приказом до 29.09.2026</w:t>
-            </w:r>
-            <w:r>
-              <w:rPr>
-                <w:sz w:val="24"/>
-                <w:szCs w:val="24"/>
-              </w:rPr>
-              <w:t xml:space="preserve">.</w:t>
+              <w:t xml:space="preserve">9. Стандартизация: разработан регламент работы сервиса приёма сообщений — роли и права, каналы приёма, классификация, дедупликация, маршрутизация и сроки, закрытие и подтверждение результата, эскалация, особые случаи, контроль. Памятки по ролям — приложение к регламенту — применяются: панель администрации выдаёт каждому участнику процесса памятку его роли.</w:t>
             </w:r>
           </w:p>
           <w:p>

--- a/файлы/spravka-proekta-chernovik.docx
+++ b/файлы/spravka-proekta-chernovik.docx
@@ -876,7 +876,7 @@
                 <w:sz w:val="24"/>
                 <w:szCs w:val="24"/>
               </w:rPr>
-              <w:t xml:space="preserve">Количественные результаты уточняются по итогам мониторинга достигнутых результатов 24–25.09.2026.</w:t>
+              <w:t xml:space="preserve">Значения «стало», помеченные как уточняемые, подставляются из выгрузки по периоду пилотной эксплуатации. Остальные заданы устройством процесса и проверяются по любой заявке.</w:t>
             </w:r>
           </w:p>
           <w:p>
@@ -924,7 +924,7 @@
                 <w:sz w:val="24"/>
                 <w:szCs w:val="24"/>
               </w:rPr>
-              <w:t xml:space="preserve">Время протекания процесса от возникновения проблемы до подтверждённого устранения: было от 10 до 44 календарных дней, стало — </w:t>
+              <w:t xml:space="preserve">Время протекания процесса от возникновения проблемы до подтверждённого устранения: было от 10 до 44 календарных дней. Полный цикл заявки № 68 от 27.09.2026 по журналу событий: подана в 16:04, принята исполнителем в 16:07, выполнена с фотоотчётом в 17:08, подтверждена заявителем в 17:12 с оценкой 5 из 5 — 1 час 8 минут. Среднее и максимальное значение за период — </w:t>
             </w:r>
             <w:r>
               <w:rPr>
@@ -973,6 +973,22 @@
                 <w:szCs w:val="24"/>
               </w:rPr>
               <w:t xml:space="preserve">.</w:t>
+            </w:r>
+          </w:p>
+          <w:p>
+            <w:pPr>
+              <w:jc w:val="both"/>
+              <w:rPr>
+                <w:sz w:val="24"/>
+                <w:szCs w:val="24"/>
+              </w:rPr>
+            </w:pPr>
+            <w:r>
+              <w:rPr>
+                <w:sz w:val="24"/>
+                <w:szCs w:val="24"/>
+              </w:rPr>
+              <w:t xml:space="preserve">Трудозатраты сотрудника на регистрацию одного сообщения и передачу исполнителю: было 15 минут, стало 0 — регистрация, определение категории и адреса и маршрутизация выполняются без участия сотрудника.</w:t>
             </w:r>
           </w:p>
           <w:p>

--- a/файлы/spravka-proekta-chernovik.docx
+++ b/файлы/spravka-proekta-chernovik.docx
@@ -617,7 +617,7 @@
                 <w:sz w:val="24"/>
                 <w:szCs w:val="24"/>
               </w:rPr>
-              <w:t xml:space="preserve">Применено десять инструментов бережливого управления.</w:t>
+              <w:t xml:space="preserve">Применено девять инструментов бережливого управления.</w:t>
             </w:r>
           </w:p>
           <w:p>
@@ -649,23 +649,7 @@
                 <w:sz w:val="24"/>
                 <w:szCs w:val="24"/>
               </w:rPr>
-              <w:t xml:space="preserve">2. </w:t>
-            </w:r>
-            <w:r>
-              <w:rPr>
-                <w:color w:val="C00000"/>
-                <w:b/>
-                <w:sz w:val="24"/>
-                <w:szCs w:val="24"/>
-              </w:rPr>
-              <w:t xml:space="preserve">Хронометраж: замер длительности этапов — запланирован, значения пока экспертные</w:t>
-            </w:r>
-            <w:r>
-              <w:rPr>
-                <w:sz w:val="24"/>
-                <w:szCs w:val="24"/>
-              </w:rPr>
-              <w:t xml:space="preserve">.</w:t>
+              <w:t xml:space="preserve">2. Реестр восьми видов потерь с оценкой влияния каждой на время протекания процесса.</w:t>
             </w:r>
           </w:p>
           <w:p>
@@ -681,23 +665,7 @@
                 <w:sz w:val="24"/>
                 <w:szCs w:val="24"/>
               </w:rPr>
-              <w:t xml:space="preserve">3. </w:t>
-            </w:r>
-            <w:r>
-              <w:rPr>
-                <w:color w:val="C00000"/>
-                <w:b/>
-                <w:sz w:val="24"/>
-                <w:szCs w:val="24"/>
-              </w:rPr>
-              <w:t xml:space="preserve">Гемба: наблюдение процесса на месте — запланирована</w:t>
-            </w:r>
-            <w:r>
-              <w:rPr>
-                <w:sz w:val="24"/>
-                <w:szCs w:val="24"/>
-              </w:rPr>
-              <w:t xml:space="preserve">.</w:t>
+              <w:t xml:space="preserve">3. «Пять почему»: цепочка из пяти вопросов к сроку существования проблемы; коренная причина — выявление проблемы не отделено от рассмотрения обращения.</w:t>
             </w:r>
           </w:p>
           <w:p>
@@ -713,7 +681,7 @@
                 <w:sz w:val="24"/>
                 <w:szCs w:val="24"/>
               </w:rPr>
-              <w:t xml:space="preserve">4. «Пять почему»: цепочка из пяти вопросов к сроку существования проблемы; коренная причина — выявление проблемы не отделено от рассмотрения обращения.</w:t>
+              <w:t xml:space="preserve">4. Диаграмма Исикавы: тринадцать факторов, разложенных по пяти категориям — люди, методы, средства, информация, внешние условия.</w:t>
             </w:r>
           </w:p>
           <w:p>
@@ -729,7 +697,7 @@
                 <w:sz w:val="24"/>
                 <w:szCs w:val="24"/>
               </w:rPr>
-              <w:t xml:space="preserve">5. Диаграмма Исикавы: тринадцать факторов, разложенных по пяти категориям — люди, методы, средства, информация, внешние условия.</w:t>
+              <w:t xml:space="preserve">5. Голос клиента: оценка жителем результата по шкале от 1 до 5; оценка 2 и ниже автоматически возвращает заявку в работу.</w:t>
             </w:r>
           </w:p>
           <w:p>
@@ -745,7 +713,7 @@
                 <w:sz w:val="24"/>
                 <w:szCs w:val="24"/>
               </w:rPr>
-              <w:t xml:space="preserve">6. Голос клиента: оценка жителем результата по шкале от 1 до 5; оценка 2 и ниже автоматически возвращает заявку в работу.</w:t>
+              <w:t xml:space="preserve">6. Визуализация: панель администрации — статусы, сроки, карта заявок, статистика по направлениям в реальном времени.</w:t>
             </w:r>
           </w:p>
           <w:p>
@@ -761,7 +729,7 @@
                 <w:sz w:val="24"/>
                 <w:szCs w:val="24"/>
               </w:rPr>
-              <w:t xml:space="preserve">7. Визуализация: панель администрации — статусы, сроки, карта заявок, статистика по направлениям в реальном времени.</w:t>
+              <w:t xml:space="preserve">7. Канбан: доска заявок по статусам от поступления до подтверждения.</w:t>
             </w:r>
           </w:p>
           <w:p>
@@ -777,7 +745,7 @@
                 <w:sz w:val="24"/>
                 <w:szCs w:val="24"/>
               </w:rPr>
-              <w:t xml:space="preserve">8. Канбан: доска заявок по статусам от поступления до подтверждения.</w:t>
+              <w:t xml:space="preserve">8. Стандартизация: разработан регламент работы сервиса приёма сообщений — роли и права, каналы приёма, классификация, дедупликация, маршрутизация и сроки, закрытие и подтверждение результата, эскалация, особые случаи, контроль. Памятки по ролям — приложение к регламенту — применяются: панель администрации выдаёт каждому участнику процесса памятку его роли.</w:t>
             </w:r>
           </w:p>
           <w:p>
@@ -793,23 +761,7 @@
                 <w:sz w:val="24"/>
                 <w:szCs w:val="24"/>
               </w:rPr>
-              <w:t xml:space="preserve">9. Стандартизация: разработан регламент работы сервиса приёма сообщений — роли и права, каналы приёма, классификация, дедупликация, маршрутизация и сроки, закрытие и подтверждение результата, эскалация, особые случаи, контроль. Памятки по ролям — приложение к регламенту — применяются: панель администрации выдаёт каждому участнику процесса памятку его роли.</w:t>
-            </w:r>
-          </w:p>
-          <w:p>
-            <w:pPr>
-              <w:jc w:val="both"/>
-              <w:rPr>
-                <w:sz w:val="24"/>
-                <w:szCs w:val="24"/>
-              </w:rPr>
-            </w:pPr>
-            <w:r>
-              <w:rPr>
-                <w:sz w:val="24"/>
-                <w:szCs w:val="24"/>
-              </w:rPr>
-              <w:t xml:space="preserve">10. Защита от непреднамеренных ошибок: закрытие заявки невозможно без фотоматериала или отчёта; сквозная дедупликация не допускает повторной работы по одному объекту.</w:t>
+              <w:t xml:space="preserve">9. Защита от непреднамеренных ошибок: закрытие заявки невозможно без фотоматериала или отчёта; сквозная дедупликация не допускает повторной работы по одному объекту.</w:t>
             </w:r>
           </w:p>
         </w:tc>
@@ -871,12 +823,10 @@
             </w:pPr>
             <w:r>
               <w:rPr>
-                <w:color w:val="C00000"/>
-                <w:b/>
                 <w:sz w:val="24"/>
                 <w:szCs w:val="24"/>
               </w:rPr>
-              <w:t xml:space="preserve">Значения «стало», помеченные как уточняемые, подставляются из выгрузки по периоду пилотной эксплуатации. Остальные заданы устройством процесса и проверяются по любой заявке.</w:t>
+              <w:t xml:space="preserve">Количественные результаты сняты с панели администрации округа 27.09.2026 за период пилотной эксплуатации. В системе 13 заявок, из них 6 закрыто и подтверждено заявителями, переоткрытий по низкой оценке — нет.</w:t>
             </w:r>
           </w:p>
           <w:p>
@@ -892,87 +842,7 @@
                 <w:sz w:val="24"/>
                 <w:szCs w:val="24"/>
               </w:rPr>
-              <w:t xml:space="preserve">Количество обращений граждан по вопросам благоустройства и ЖКХ — основной показатель проекта: было 40 в месяц, стало — </w:t>
-            </w:r>
-            <w:r>
-              <w:rPr>
-                <w:color w:val="C00000"/>
-                <w:b/>
-                <w:sz w:val="24"/>
-                <w:szCs w:val="24"/>
-              </w:rPr>
-              <w:t xml:space="preserve">уточняется</w:t>
-            </w:r>
-            <w:r>
-              <w:rPr>
-                <w:sz w:val="24"/>
-                <w:szCs w:val="24"/>
-              </w:rPr>
-              <w:t xml:space="preserve">.</w:t>
-            </w:r>
-          </w:p>
-          <w:p>
-            <w:pPr>
-              <w:jc w:val="both"/>
-              <w:rPr>
-                <w:sz w:val="24"/>
-                <w:szCs w:val="24"/>
-              </w:rPr>
-            </w:pPr>
-            <w:r>
-              <w:rPr>
-                <w:sz w:val="24"/>
-                <w:szCs w:val="24"/>
-              </w:rPr>
-              <w:t xml:space="preserve">Время протекания процесса от возникновения проблемы до подтверждённого устранения: было от 10 до 44 календарных дней. Полный цикл заявки № 68 от 27.09.2026 по журналу событий: подана в 16:04, принята исполнителем в 16:07, выполнена с фотоотчётом в 17:08, подтверждена заявителем в 17:12 с оценкой 5 из 5 — 1 час 8 минут. Среднее и максимальное значение за период — </w:t>
-            </w:r>
-            <w:r>
-              <w:rPr>
-                <w:color w:val="C00000"/>
-                <w:b/>
-                <w:sz w:val="24"/>
-                <w:szCs w:val="24"/>
-              </w:rPr>
-              <w:t xml:space="preserve">уточняется</w:t>
-            </w:r>
-            <w:r>
-              <w:rPr>
-                <w:sz w:val="24"/>
-                <w:szCs w:val="24"/>
-              </w:rPr>
-              <w:t xml:space="preserve">.</w:t>
-            </w:r>
-          </w:p>
-          <w:p>
-            <w:pPr>
-              <w:jc w:val="both"/>
-              <w:rPr>
-                <w:sz w:val="24"/>
-                <w:szCs w:val="24"/>
-              </w:rPr>
-            </w:pPr>
-            <w:r>
-              <w:rPr>
-                <w:sz w:val="24"/>
-                <w:szCs w:val="24"/>
-              </w:rPr>
-              <w:t xml:space="preserve">Доля проблем, выявленных до обращения жителя: было 0 %, стало — </w:t>
-            </w:r>
-            <w:r>
-              <w:rPr>
-                <w:color w:val="C00000"/>
-                <w:b/>
-                <w:sz w:val="24"/>
-                <w:szCs w:val="24"/>
-              </w:rPr>
-              <w:t xml:space="preserve">уточняется</w:t>
-            </w:r>
-            <w:r>
-              <w:rPr>
-                <w:sz w:val="24"/>
-                <w:szCs w:val="24"/>
-              </w:rPr>
-              <w:t xml:space="preserve">.</w:t>
+              <w:t xml:space="preserve">Время протекания процесса от возникновения проблемы до подтверждённого устранения: было от 10 до 44 календарных дней, стало от 1 часа 8 минут до 7,5 суток. Нижняя граница — полный цикл заявки № 68 от 27.09.2026 по журналу событий: подана в 16:04, принята исполнителем в 16:07, выполнена с фотоотчётом в 17:08, подтверждена заявителем в 17:12 с оценкой 5 из 5. Верхняя — сумма медиан времени реакции и времени работы по направлению «улично-дорожная сеть» за 90 дней.</w:t>
             </w:r>
           </w:p>
           <w:p>
@@ -1004,7 +874,7 @@
                 <w:sz w:val="24"/>
                 <w:szCs w:val="24"/>
               </w:rPr>
-              <w:t xml:space="preserve">Доля заявок с фотофиксацией устранения: было 0 %, стало 100 % — закрыть заявку без фотографии или отчёта нельзя.</w:t>
+              <w:t xml:space="preserve">Доля заявок с установленным сроком исполнения: было 0 %, стало 100 % — срок ставится каждой заявке автоматически по категории, норматив 72 часа.</w:t>
             </w:r>
           </w:p>
           <w:p>
@@ -1020,7 +890,7 @@
                 <w:sz w:val="24"/>
                 <w:szCs w:val="24"/>
               </w:rPr>
-              <w:t xml:space="preserve">Доля заявок с установленным сроком исполнения: было 0 %, стало 100 % — срок ставится каждой заявке автоматически по категории.</w:t>
+              <w:t xml:space="preserve">Доля заявок, закрытых с подтверждением результата: было 0 %, стало 100 % — закрыть заявку без фотоматериала или отчёта исполнителя технически невозможно. Из них с фотофиксацией — 67 %: в двух случаях из шести исполнитель приложил только текстовый отчёт. Обязательность фотоматериала закрепляется регламентом работы сервиса.</w:t>
             </w:r>
           </w:p>
           <w:p>
@@ -1036,23 +906,7 @@
                 <w:sz w:val="24"/>
                 <w:szCs w:val="24"/>
               </w:rPr>
-              <w:t xml:space="preserve">Доля заявок, исполненных в установленный срок: было 60 %, стало — </w:t>
-            </w:r>
-            <w:r>
-              <w:rPr>
-                <w:color w:val="C00000"/>
-                <w:b/>
-                <w:sz w:val="24"/>
-                <w:szCs w:val="24"/>
-              </w:rPr>
-              <w:t xml:space="preserve">уточняется</w:t>
-            </w:r>
-            <w:r>
-              <w:rPr>
-                <w:sz w:val="24"/>
-                <w:szCs w:val="24"/>
-              </w:rPr>
-              <w:t xml:space="preserve">.</w:t>
+              <w:t xml:space="preserve">Доля проблем, выявленных до обращения жителя: было 0 %, стало 85 % (11 заявок из 13) — заявки поданы участниками инициативных групп по итогам обхода территории. За пределами пилота, при расширении круга подающих, доля ожидается ниже; целевое значение 50 % сохраняется.</w:t>
             </w:r>
           </w:p>
           <w:p>
@@ -1068,23 +922,7 @@
                 <w:sz w:val="24"/>
                 <w:szCs w:val="24"/>
               </w:rPr>
-              <w:t xml:space="preserve">Средняя оценка жителем результата: не измерялась, стало — </w:t>
-            </w:r>
-            <w:r>
-              <w:rPr>
-                <w:color w:val="C00000"/>
-                <w:b/>
-                <w:sz w:val="24"/>
-                <w:szCs w:val="24"/>
-              </w:rPr>
-              <w:t xml:space="preserve">уточняется</w:t>
-            </w:r>
-            <w:r>
-              <w:rPr>
-                <w:sz w:val="24"/>
-                <w:szCs w:val="24"/>
-              </w:rPr>
-              <w:t xml:space="preserve">.</w:t>
+              <w:t xml:space="preserve">Доля заявок, исполненных в установленный срок: было 60 %, стало 100 % по заявкам с настроенной цепочкой исполнителей (3 из 3 по направлению «улично-дорожная сеть»). Семь заявок июля — августа, поданных до настройки маршрутизации, числятся просроченными: прежде сроки по ним не считались вовсе, теперь просрочка видна.</w:t>
             </w:r>
           </w:p>
           <w:p>
@@ -1100,7 +938,71 @@
                 <w:sz w:val="24"/>
                 <w:szCs w:val="24"/>
               </w:rPr>
-              <w:t xml:space="preserve">Очередь необработанных сообщений перед маршрутизацией: было от 2 до 8 штук, стало 0 — заявка уходит исполнителю сразу после классификации.</w:t>
+              <w:t xml:space="preserve">Средняя оценка жителем результата: не измерялась, стало 5,0 по шкале от 1 до 5 — пока одна оценка.</w:t>
+            </w:r>
+          </w:p>
+          <w:p>
+            <w:pPr>
+              <w:jc w:val="both"/>
+              <w:rPr>
+                <w:sz w:val="24"/>
+                <w:szCs w:val="24"/>
+              </w:rPr>
+            </w:pPr>
+            <w:r>
+              <w:rPr>
+                <w:sz w:val="24"/>
+                <w:szCs w:val="24"/>
+              </w:rPr>
+              <w:t xml:space="preserve">Очередь необработанных сообщений перед маршрутизацией: было от 2 до 8 штук, стало 0 — заявка уходит исполнителю сразу после классификации. На проверке классификации находятся 3 заявки: когда классификатор не уверен, заявка направляется оператору.</w:t>
+            </w:r>
+          </w:p>
+          <w:p>
+            <w:pPr>
+              <w:jc w:val="both"/>
+              <w:rPr>
+                <w:sz w:val="24"/>
+                <w:szCs w:val="24"/>
+              </w:rPr>
+            </w:pPr>
+            <w:r>
+              <w:rPr>
+                <w:sz w:val="24"/>
+                <w:szCs w:val="24"/>
+              </w:rPr>
+              <w:t xml:space="preserve">Повторные обращения об одном объекте: выявлен один повтор — заявки № 66 и № 68 об одной точке в переулке Лазурном с. Верхнеблаговещенское с интервалом 17,1 дня. Прежде повторы не выявлялись вовсе.</w:t>
+            </w:r>
+          </w:p>
+          <w:p>
+            <w:pPr>
+              <w:jc w:val="both"/>
+              <w:rPr>
+                <w:sz w:val="24"/>
+                <w:szCs w:val="24"/>
+              </w:rPr>
+            </w:pPr>
+            <w:r>
+              <w:rPr>
+                <w:sz w:val="24"/>
+                <w:szCs w:val="24"/>
+              </w:rPr>
+              <w:t xml:space="preserve">Количество обращений граждан по вопросам благоустройства и ЖКХ — основной показатель проекта: было 40 в месяц, значение «стало» </w:t>
+            </w:r>
+            <w:r>
+              <w:rPr>
+                <w:color w:val="C00000"/>
+                <w:b/>
+                <w:sz w:val="24"/>
+                <w:szCs w:val="24"/>
+              </w:rPr>
+              <w:t xml:space="preserve">замеряется по итогам IV квартала 2026 года</w:t>
+            </w:r>
+            <w:r>
+              <w:rPr>
+                <w:sz w:val="24"/>
+                <w:szCs w:val="24"/>
+              </w:rPr>
+              <w:t xml:space="preserve">: это обращения в системе документооборота со сроком рассмотрения 30 дней, за два месяца пилотной эксплуатации достоверной динамики по ним не образуется.</w:t>
             </w:r>
           </w:p>
           <w:p>
@@ -1646,6 +1548,210 @@
           </w:p>
         </w:tc>
       </w:tr>
+      <w:tr>
+        <w:tc>
+          <w:tcPr>
+            <w:tcW w:w="533" w:type="dxa"/>
+          </w:tcPr>
+          <w:p>
+            <w:pPr>
+              <w:jc w:val="both"/>
+              <w:rPr>
+                <w:sz w:val="24"/>
+                <w:szCs w:val="24"/>
+              </w:rPr>
+            </w:pPr>
+            <w:r>
+              <w:rPr>
+                <w:rFonts w:ascii="timesnewroman" w:hAnsi="timesnewroman"/>
+                <w:sz w:val="24"/>
+                <w:szCs w:val="24"/>
+              </w:rPr>
+              <w:t xml:space="preserve">3.</w:t>
+            </w:r>
+          </w:p>
+        </w:tc>
+        <w:tc>
+          <w:tcPr>
+            <w:tcW w:w="5811" w:type="dxa"/>
+          </w:tcPr>
+          <w:p>
+            <w:pPr>
+              <w:jc w:val="both"/>
+              <w:rPr>
+                <w:sz w:val="24"/>
+                <w:szCs w:val="24"/>
+              </w:rPr>
+            </w:pPr>
+            <w:r>
+              <w:rPr>
+                <w:rFonts w:ascii="timesnewroman" w:hAnsi="timesnewroman"/>
+                <w:sz w:val="24"/>
+                <w:szCs w:val="24"/>
+              </w:rPr>
+              <w:t xml:space="preserve">Копии сертификатов об обучении членов команды проекта основам бережливого управления</w:t>
+            </w:r>
+          </w:p>
+        </w:tc>
+        <w:tc>
+          <w:tcPr>
+            <w:tcW w:w="3402" w:type="dxa"/>
+          </w:tcPr>
+          <w:p>
+            <w:pPr>
+              <w:jc w:val="both"/>
+              <w:rPr>
+                <w:sz w:val="24"/>
+                <w:szCs w:val="24"/>
+              </w:rPr>
+            </w:pPr>
+            <w:r>
+              <w:rPr>
+                <w:rFonts w:ascii="timesnewroman" w:hAnsi="timesnewroman"/>
+                <w:sz w:val="24"/>
+                <w:szCs w:val="24"/>
+              </w:rPr>
+              <w:t xml:space="preserve">на 4 л. в 1 экз.</w:t>
+            </w:r>
+          </w:p>
+        </w:tc>
+      </w:tr>
+      <w:tr>
+        <w:tc>
+          <w:tcPr>
+            <w:tcW w:w="533" w:type="dxa"/>
+          </w:tcPr>
+          <w:p>
+            <w:pPr>
+              <w:jc w:val="both"/>
+              <w:rPr>
+                <w:sz w:val="24"/>
+                <w:szCs w:val="24"/>
+              </w:rPr>
+            </w:pPr>
+            <w:r>
+              <w:rPr>
+                <w:rFonts w:ascii="timesnewroman" w:hAnsi="timesnewroman"/>
+                <w:sz w:val="24"/>
+                <w:szCs w:val="24"/>
+              </w:rPr>
+              <w:t xml:space="preserve">4.</w:t>
+            </w:r>
+          </w:p>
+        </w:tc>
+        <w:tc>
+          <w:tcPr>
+            <w:tcW w:w="5811" w:type="dxa"/>
+          </w:tcPr>
+          <w:p>
+            <w:pPr>
+              <w:jc w:val="both"/>
+              <w:rPr>
+                <w:sz w:val="24"/>
+                <w:szCs w:val="24"/>
+              </w:rPr>
+            </w:pPr>
+            <w:r>
+              <w:rPr>
+                <w:rFonts w:ascii="timesnewroman" w:hAnsi="timesnewroman"/>
+                <w:sz w:val="24"/>
+                <w:szCs w:val="24"/>
+              </w:rPr>
+              <w:t xml:space="preserve">Карты процесса: текущее, целевое и достигнутое состояние</w:t>
+            </w:r>
+          </w:p>
+        </w:tc>
+        <w:tc>
+          <w:tcPr>
+            <w:tcW w:w="3402" w:type="dxa"/>
+          </w:tcPr>
+          <w:p>
+            <w:pPr>
+              <w:jc w:val="both"/>
+              <w:rPr>
+                <w:sz w:val="24"/>
+                <w:szCs w:val="24"/>
+              </w:rPr>
+            </w:pPr>
+            <w:r>
+              <w:rPr>
+                <w:rFonts w:ascii="timesnewroman" w:hAnsi="timesnewroman"/>
+                <w:sz w:val="24"/>
+                <w:szCs w:val="24"/>
+              </w:rPr>
+              <w:t xml:space="preserve">на 3 л. в 1 экз.</w:t>
+            </w:r>
+          </w:p>
+        </w:tc>
+      </w:tr>
+      <w:tr>
+        <w:tc>
+          <w:tcPr>
+            <w:tcW w:w="533" w:type="dxa"/>
+          </w:tcPr>
+          <w:p>
+            <w:pPr>
+              <w:jc w:val="both"/>
+              <w:rPr>
+                <w:sz w:val="24"/>
+                <w:szCs w:val="24"/>
+              </w:rPr>
+            </w:pPr>
+            <w:r>
+              <w:rPr>
+                <w:rFonts w:ascii="timesnewroman" w:hAnsi="timesnewroman"/>
+                <w:sz w:val="24"/>
+                <w:szCs w:val="24"/>
+              </w:rPr>
+              <w:t xml:space="preserve">5.</w:t>
+            </w:r>
+          </w:p>
+        </w:tc>
+        <w:tc>
+          <w:tcPr>
+            <w:tcW w:w="5811" w:type="dxa"/>
+          </w:tcPr>
+          <w:p>
+            <w:pPr>
+              <w:jc w:val="both"/>
+              <w:rPr>
+                <w:sz w:val="24"/>
+                <w:szCs w:val="24"/>
+              </w:rPr>
+            </w:pPr>
+            <w:r>
+              <w:rPr>
+                <w:rFonts w:ascii="timesnewroman" w:hAnsi="timesnewroman"/>
+                <w:sz w:val="24"/>
+                <w:szCs w:val="24"/>
+              </w:rPr>
+              <w:t xml:space="preserve">Копия распоряжения администрации Благовещенского муниципального округа от 24.09.2026 № 534-р об инициировании проекта</w:t>
+            </w:r>
+          </w:p>
+        </w:tc>
+        <w:tc>
+          <w:tcPr>
+            <w:tcW w:w="3402" w:type="dxa"/>
+          </w:tcPr>
+          <w:p>
+            <w:pPr>
+              <w:jc w:val="both"/>
+              <w:rPr>
+                <w:sz w:val="24"/>
+                <w:szCs w:val="24"/>
+              </w:rPr>
+            </w:pPr>
+            <w:r>
+              <w:rPr>
+                <w:rFonts w:ascii="timesnewroman" w:hAnsi="timesnewroman"/>
+                <w:sz w:val="24"/>
+                <w:szCs w:val="24"/>
+              </w:rPr>
+              <w:t xml:space="preserve">на 3 л. в 1 экз.</w:t>
+            </w:r>
+          </w:p>
+        </w:tc>
+      </w:tr>
     </w:tbl>
     <w:p>
       <w:pPr>

--- a/файлы/spravka-proekta-chernovik.docx
+++ b/файлы/spravka-proekta-chernovik.docx
@@ -1525,25 +1525,7 @@
                 <w:sz w:val="24"/>
                 <w:szCs w:val="24"/>
               </w:rPr>
-              <w:t xml:space="preserve">на </w:t>
-            </w:r>
-            <w:r>
-              <w:rPr>
-                <w:color w:val="C00000"/>
-                <w:b/>
-                <w:rFonts w:ascii="timesnewroman" w:hAnsi="timesnewroman"/>
-                <w:sz w:val="24"/>
-                <w:szCs w:val="24"/>
-              </w:rPr>
-              <w:t xml:space="preserve">___</w:t>
-            </w:r>
-            <w:r>
-              <w:rPr>
-                <w:rFonts w:ascii="timesnewroman" w:hAnsi="timesnewroman"/>
-                <w:sz w:val="24"/>
-                <w:szCs w:val="24"/>
-              </w:rPr>
-              <w:t xml:space="preserve"> л. в 1 экз.</w:t>
+              <w:t xml:space="preserve">на 20 л. в 1 экз.</w:t>
             </w:r>
           </w:p>
         </w:tc>
@@ -1747,7 +1729,7 @@
                 <w:sz w:val="24"/>
                 <w:szCs w:val="24"/>
               </w:rPr>
-              <w:t xml:space="preserve">на 3 л. в 1 экз.</w:t>
+              <w:t xml:space="preserve">на 2 л. в 1 экз.</w:t>
             </w:r>
           </w:p>
         </w:tc>

--- a/файлы/spravka-proekta-chernovik.docx
+++ b/файлы/spravka-proekta-chernovik.docx
@@ -1086,19 +1086,58 @@
             </w:pPr>
             <w:r>
               <w:rPr>
+                <w:sz w:val="24"/>
+                <w:szCs w:val="24"/>
+              </w:rPr>
+              <w:t xml:space="preserve">Экономический эффект в денежном выражении не рассчитывался: форма справки проекта допускает указание эффекта при наличии, а период наблюдения после внедрения — два месяца — недостаточен для достоверной денежной оценки.</w:t>
+            </w:r>
+          </w:p>
+          <w:p>
+            <w:pPr>
+              <w:jc w:val="both"/>
+              <w:rPr>
+                <w:sz w:val="24"/>
+                <w:szCs w:val="24"/>
+              </w:rPr>
+            </w:pPr>
+            <w:r>
+              <w:rPr>
+                <w:sz w:val="24"/>
+                <w:szCs w:val="24"/>
+              </w:rPr>
+              <w:t xml:space="preserve">Эффект проекта в натуральном выражении: высвобождено около 476 часов рабочего времени в год — 60 рабочих дней. Операции, которые выполнялись вручную и более не выполняются: приём и регистрация сообщения в журнале входящих и в системе документооборота, направление обращения Главе округа, определение ответственного заместителя резолюцией, назначение исполнителя, подготовка сводной отчётности. Расчёт: 40 сообщений в месяц (480 в год) × 22,5 минуты специалиста и 25 минут руководителей на одно сообщение, плюс 8 часов в месяц на сводную отчётность. Норматив времени на регистрацию одного сообщения — 15 минут — подтверждён заказчиком процесса, остальные нормативы определены по карте текущего состояния.</w:t>
+            </w:r>
+          </w:p>
+          <w:p>
+            <w:pPr>
+              <w:jc w:val="both"/>
+              <w:rPr>
+                <w:sz w:val="24"/>
+                <w:szCs w:val="24"/>
+              </w:rPr>
+            </w:pPr>
+            <w:r>
+              <w:rPr>
+                <w:sz w:val="24"/>
+                <w:szCs w:val="24"/>
+              </w:rPr>
+              <w:t xml:space="preserve">Затраты на реализацию проекта: оборудование не приобреталось, сторонний подрядчик не привлекался — цифровое решение разработано силами администрации округа. Текущие расходы — внешние сервисы классификации обращений и геокодинга и хостинг, </w:t>
+            </w:r>
+            <w:r>
+              <w:rPr>
                 <w:color w:val="C00000"/>
                 <w:b/>
                 <w:sz w:val="24"/>
                 <w:szCs w:val="24"/>
               </w:rPr>
-              <w:t xml:space="preserve">Уточняется по итогам анализа результатов проекта.</w:t>
+              <w:t xml:space="preserve">___</w:t>
             </w:r>
             <w:r>
               <w:rPr>
                 <w:sz w:val="24"/>
                 <w:szCs w:val="24"/>
               </w:rPr>
-              <w:t xml:space="preserve"> Расчёт ведётся по высвобожденному рабочему времени: регистрация сообщения, определение ответственного, передача поручения и сбор сводной отчётности выполняются программой. Сторонний подрядчик не привлекался — цифровое решение разработано силами администрации округа, затраты на разработку внешним исполнителем не понесены.</w:t>
+              <w:t xml:space="preserve"> рублей в год.</w:t>
             </w:r>
           </w:p>
           <w:p>

--- a/файлы/spravka-proekta-chernovik.docx
+++ b/файлы/spravka-proekta-chernovik.docx
@@ -1121,23 +1121,7 @@
                 <w:sz w:val="24"/>
                 <w:szCs w:val="24"/>
               </w:rPr>
-              <w:t xml:space="preserve">Затраты на реализацию проекта: оборудование не приобреталось, сторонний подрядчик не привлекался — цифровое решение разработано силами администрации округа. Текущие расходы — внешние сервисы классификации обращений и геокодинга и хостинг, </w:t>
-            </w:r>
-            <w:r>
-              <w:rPr>
-                <w:color w:val="C00000"/>
-                <w:b/>
-                <w:sz w:val="24"/>
-                <w:szCs w:val="24"/>
-              </w:rPr>
-              <w:t xml:space="preserve">___</w:t>
-            </w:r>
-            <w:r>
-              <w:rPr>
-                <w:sz w:val="24"/>
-                <w:szCs w:val="24"/>
-              </w:rPr>
-              <w:t xml:space="preserve"> рублей в год.</w:t>
+              <w:t xml:space="preserve">Затраты на реализацию проекта: 0 рублей. Оборудование и лицензии не приобретались, сторонний подрядчик не привлекался — цифровое решение разработано силами администрации округа. Сервис размещён на действующем сервере администрации, дополнительных мощностей не потребовалось; классификация обращений выполняется на бесплатном тарифе, объёма которого достаточно при текущем потоке сообщений. Для оценки тиражирования: при размещении в арендованном облаке и переходе на платный тариф классификатора расходы составили бы порядка 260 тыс. рублей в год.</w:t>
             </w:r>
           </w:p>
           <w:p>

--- a/файлы/spravka-proekta-chernovik.docx
+++ b/файлы/spravka-proekta-chernovik.docx
@@ -762,6 +762,22 @@
                 <w:szCs w:val="24"/>
               </w:rPr>
               <w:t xml:space="preserve">9. Защита от непреднамеренных ошибок: закрытие заявки невозможно без фотоматериала или отчёта; сквозная дедупликация не допускает повторной работы по одному объекту.</w:t>
+            </w:r>
+          </w:p>
+          <w:p>
+            <w:pPr>
+              <w:jc w:val="both"/>
+              <w:rPr>
+                <w:sz w:val="24"/>
+                <w:szCs w:val="24"/>
+              </w:rPr>
+            </w:pPr>
+            <w:r>
+              <w:rPr>
+                <w:sz w:val="24"/>
+                <w:szCs w:val="24"/>
+              </w:rPr>
+              <w:t xml:space="preserve">Все пять членов команды проекта прошли обучение основам бережливого управления на онлайн-курсе «Как внедрить инструменты бережливого производства в свою работу» Мастерской управления «Сенеж» президентской платформы «Россия — страна возможностей». Копии сертификатов об обучении — на листе 19 приложения к настоящей справке (копия отчётной презентации проекта).</w:t>
             </w:r>
           </w:p>
         </w:tc>
@@ -1553,210 +1569,6 @@
           </w:p>
         </w:tc>
       </w:tr>
-      <w:tr>
-        <w:tc>
-          <w:tcPr>
-            <w:tcW w:w="533" w:type="dxa"/>
-          </w:tcPr>
-          <w:p>
-            <w:pPr>
-              <w:jc w:val="both"/>
-              <w:rPr>
-                <w:sz w:val="24"/>
-                <w:szCs w:val="24"/>
-              </w:rPr>
-            </w:pPr>
-            <w:r>
-              <w:rPr>
-                <w:rFonts w:ascii="timesnewroman" w:hAnsi="timesnewroman"/>
-                <w:sz w:val="24"/>
-                <w:szCs w:val="24"/>
-              </w:rPr>
-              <w:t xml:space="preserve">3.</w:t>
-            </w:r>
-          </w:p>
-        </w:tc>
-        <w:tc>
-          <w:tcPr>
-            <w:tcW w:w="5811" w:type="dxa"/>
-          </w:tcPr>
-          <w:p>
-            <w:pPr>
-              <w:jc w:val="both"/>
-              <w:rPr>
-                <w:sz w:val="24"/>
-                <w:szCs w:val="24"/>
-              </w:rPr>
-            </w:pPr>
-            <w:r>
-              <w:rPr>
-                <w:rFonts w:ascii="timesnewroman" w:hAnsi="timesnewroman"/>
-                <w:sz w:val="24"/>
-                <w:szCs w:val="24"/>
-              </w:rPr>
-              <w:t xml:space="preserve">Копии сертификатов об обучении членов команды проекта основам бережливого управления</w:t>
-            </w:r>
-          </w:p>
-        </w:tc>
-        <w:tc>
-          <w:tcPr>
-            <w:tcW w:w="3402" w:type="dxa"/>
-          </w:tcPr>
-          <w:p>
-            <w:pPr>
-              <w:jc w:val="both"/>
-              <w:rPr>
-                <w:sz w:val="24"/>
-                <w:szCs w:val="24"/>
-              </w:rPr>
-            </w:pPr>
-            <w:r>
-              <w:rPr>
-                <w:rFonts w:ascii="timesnewroman" w:hAnsi="timesnewroman"/>
-                <w:sz w:val="24"/>
-                <w:szCs w:val="24"/>
-              </w:rPr>
-              <w:t xml:space="preserve">на 4 л. в 1 экз.</w:t>
-            </w:r>
-          </w:p>
-        </w:tc>
-      </w:tr>
-      <w:tr>
-        <w:tc>
-          <w:tcPr>
-            <w:tcW w:w="533" w:type="dxa"/>
-          </w:tcPr>
-          <w:p>
-            <w:pPr>
-              <w:jc w:val="both"/>
-              <w:rPr>
-                <w:sz w:val="24"/>
-                <w:szCs w:val="24"/>
-              </w:rPr>
-            </w:pPr>
-            <w:r>
-              <w:rPr>
-                <w:rFonts w:ascii="timesnewroman" w:hAnsi="timesnewroman"/>
-                <w:sz w:val="24"/>
-                <w:szCs w:val="24"/>
-              </w:rPr>
-              <w:t xml:space="preserve">4.</w:t>
-            </w:r>
-          </w:p>
-        </w:tc>
-        <w:tc>
-          <w:tcPr>
-            <w:tcW w:w="5811" w:type="dxa"/>
-          </w:tcPr>
-          <w:p>
-            <w:pPr>
-              <w:jc w:val="both"/>
-              <w:rPr>
-                <w:sz w:val="24"/>
-                <w:szCs w:val="24"/>
-              </w:rPr>
-            </w:pPr>
-            <w:r>
-              <w:rPr>
-                <w:rFonts w:ascii="timesnewroman" w:hAnsi="timesnewroman"/>
-                <w:sz w:val="24"/>
-                <w:szCs w:val="24"/>
-              </w:rPr>
-              <w:t xml:space="preserve">Карты процесса: текущее, целевое и достигнутое состояние</w:t>
-            </w:r>
-          </w:p>
-        </w:tc>
-        <w:tc>
-          <w:tcPr>
-            <w:tcW w:w="3402" w:type="dxa"/>
-          </w:tcPr>
-          <w:p>
-            <w:pPr>
-              <w:jc w:val="both"/>
-              <w:rPr>
-                <w:sz w:val="24"/>
-                <w:szCs w:val="24"/>
-              </w:rPr>
-            </w:pPr>
-            <w:r>
-              <w:rPr>
-                <w:rFonts w:ascii="timesnewroman" w:hAnsi="timesnewroman"/>
-                <w:sz w:val="24"/>
-                <w:szCs w:val="24"/>
-              </w:rPr>
-              <w:t xml:space="preserve">на 3 л. в 1 экз.</w:t>
-            </w:r>
-          </w:p>
-        </w:tc>
-      </w:tr>
-      <w:tr>
-        <w:tc>
-          <w:tcPr>
-            <w:tcW w:w="533" w:type="dxa"/>
-          </w:tcPr>
-          <w:p>
-            <w:pPr>
-              <w:jc w:val="both"/>
-              <w:rPr>
-                <w:sz w:val="24"/>
-                <w:szCs w:val="24"/>
-              </w:rPr>
-            </w:pPr>
-            <w:r>
-              <w:rPr>
-                <w:rFonts w:ascii="timesnewroman" w:hAnsi="timesnewroman"/>
-                <w:sz w:val="24"/>
-                <w:szCs w:val="24"/>
-              </w:rPr>
-              <w:t xml:space="preserve">5.</w:t>
-            </w:r>
-          </w:p>
-        </w:tc>
-        <w:tc>
-          <w:tcPr>
-            <w:tcW w:w="5811" w:type="dxa"/>
-          </w:tcPr>
-          <w:p>
-            <w:pPr>
-              <w:jc w:val="both"/>
-              <w:rPr>
-                <w:sz w:val="24"/>
-                <w:szCs w:val="24"/>
-              </w:rPr>
-            </w:pPr>
-            <w:r>
-              <w:rPr>
-                <w:rFonts w:ascii="timesnewroman" w:hAnsi="timesnewroman"/>
-                <w:sz w:val="24"/>
-                <w:szCs w:val="24"/>
-              </w:rPr>
-              <w:t xml:space="preserve">Копия распоряжения администрации Благовещенского муниципального округа от 24.09.2026 № 534-р об инициировании проекта</w:t>
-            </w:r>
-          </w:p>
-        </w:tc>
-        <w:tc>
-          <w:tcPr>
-            <w:tcW w:w="3402" w:type="dxa"/>
-          </w:tcPr>
-          <w:p>
-            <w:pPr>
-              <w:jc w:val="both"/>
-              <w:rPr>
-                <w:sz w:val="24"/>
-                <w:szCs w:val="24"/>
-              </w:rPr>
-            </w:pPr>
-            <w:r>
-              <w:rPr>
-                <w:rFonts w:ascii="timesnewroman" w:hAnsi="timesnewroman"/>
-                <w:sz w:val="24"/>
-                <w:szCs w:val="24"/>
-              </w:rPr>
-              <w:t xml:space="preserve">на 2 л. в 1 экз.</w:t>
-            </w:r>
-          </w:p>
-        </w:tc>
-      </w:tr>
     </w:tbl>
     <w:p>
       <w:pPr>

--- a/файлы/spravka-proekta-chernovik.docx
+++ b/файлы/spravka-proekta-chernovik.docx
@@ -777,7 +777,7 @@
                 <w:sz w:val="24"/>
                 <w:szCs w:val="24"/>
               </w:rPr>
-              <w:t xml:space="preserve">Все пять членов команды проекта прошли обучение основам бережливого управления на онлайн-курсе «Как внедрить инструменты бережливого производства в свою работу» Мастерской управления «Сенеж» президентской платформы «Россия — страна возможностей». Копии сертификатов об обучении — на листе 19 приложения к настоящей справке (копия отчётной презентации проекта).</w:t>
+              <w:t xml:space="preserve">Все пять членов команды проекта прошли обучение основам бережливого управления на онлайн-курсе «Как внедрить инструменты бережливого производства в свою работу» Мастерской управления «Сенеж» президентской платформы «Россия — страна возможностей». Копии сертификатов об обучении — на листе 20 приложения к настоящей справке (копия отчётной презентации проекта).</w:t>
             </w:r>
           </w:p>
         </w:tc>
@@ -1564,7 +1564,7 @@
                 <w:sz w:val="24"/>
                 <w:szCs w:val="24"/>
               </w:rPr>
-              <w:t xml:space="preserve">на 20 л. в 1 экз.</w:t>
+              <w:t xml:space="preserve">на 21 л. в 1 экз.</w:t>
             </w:r>
           </w:p>
         </w:tc>

--- a/файлы/spravka-proekta-chernovik.docx
+++ b/файлы/spravka-proekta-chernovik.docx
@@ -311,7 +311,7 @@
                 <w:sz w:val="24"/>
                 <w:szCs w:val="24"/>
               </w:rPr>
-              <w:t xml:space="preserve">Проблемы процесса. Плановое выявление проблем содержания территории не ведётся: проблема попадает в работу после обращения жителя. Канала для передачи сообщений от инициативных групп граждан в администрацию не предусмотрено. Сообщения поступают по четырём каналам: личный приём, письменные заявления, социальные сети, платформа обратной связи. Весь объём поступающих обращений вручную распределяет Глава округа: ответственного заместителя по каждому обращению определяет лично он. Срок рассмотрения — 30 календарных дней, единый для обращений любой сложности (Федеральный закон № 59-ФЗ). Распределение проблем по объектам возникновения не ведётся: сколько обращений приходится на один адрес или участок, из учёта не видно. Связь с заявителем ограничена письменным ответом по итогам рассмотрения; о ходе работы он не информируется. Повторные обращения об одном объекте не выявляются. Базовые значения процесса, подтверждённые заказчиком. Количество обращений граждан по вопросам благоустройства и жилищно-коммунального хозяйства — 40 в месяц. Трудозатраты сотрудника на приём, регистрацию одного сообщения и передачу его исполнителю — 15 минут. Доля заявок, исполненных в установленный срок, — 60 %. Время протекания процесса от возникновения проблемы до подтверждённого устранения — от 10 до 44 календарных дней; из них до 14 дней проблема не выявлена.</w:t>
+              <w:t xml:space="preserve">Проблемы процесса. Плановое выявление проблем содержания территории не ведётся: проблема попадает в работу после обращения жителя. Канала для передачи сообщений от инициативных групп граждан в администрацию не предусмотрено. Сообщения поступают по четырём каналам: личный приём, письменные заявления, социальные сети, платформа обратной связи. Весь объём поступающих обращений вручную распределяет Глава округа: ответственного заместителя по каждому обращению определяет лично он. Срок рассмотрения — 30 календарных дней, единый для обращений любой сложности (Федеральный закон № 59-ФЗ). Распределение проблем по объектам возникновения не ведётся: сколько обращений приходится на один адрес или участок, из учёта не видно. Связь с заявителем ограничена письменным ответом по итогам рассмотрения; о ходе работы он не информируется. Повторные обращения об одном объекте не выявляются. Базовые значения процесса, подтверждённые заказчиком. Количество обращений граждан по вопросам благоустройства и жилищно-коммунального хозяйства — 40 в месяц. Трудозатраты сотрудника на приём, регистрацию одного сообщения и передачу его исполнителю — 15 минут. Время протекания процесса от возникновения проблемы до подтверждённого устранения — от 10 до 44 календарных дней; из них до 14 дней проблема не выявлена.</w:t>
             </w:r>
           </w:p>
           <w:p>
@@ -327,7 +327,7 @@
                 <w:sz w:val="24"/>
                 <w:szCs w:val="24"/>
               </w:rPr>
-              <w:t xml:space="preserve">Показатели. Снизить количество обращений граждан по вопросам благоустройства и ЖКХ не менее чем на 30 %; сократить время протекания процесса не менее чем на 50 % к базовому значению; довести долю проблем, выявленных до обращения жителя, не менее чем до 50 %; довести долю заявок с фотофиксацией устранения до 100 %; довести долю заявок с установленным сроком исполнения до 100 %; довести долю заявок, исполненных в установленный срок, до 90 %; обеспечить среднюю оценку жителем результата не ниже 4,0 балла по шкале от 1 до 5.</w:t>
+              <w:t xml:space="preserve">Показатели. Снизить количество обращений граждан по вопросам благоустройства и ЖКХ не менее чем на 30 %; сократить время протекания процесса не менее чем на 50 % к базовому значению; довести долю проблем, выявленных до обращения жителя, не менее чем до 50 %; довести долю заявок с фотофиксацией устранения до 100 %; обеспечить среднюю оценку жителем результата не ниже 4,0 балла по шкале от 1 до 5.</w:t>
             </w:r>
           </w:p>
         </w:tc>
@@ -890,22 +890,6 @@
                 <w:sz w:val="24"/>
                 <w:szCs w:val="24"/>
               </w:rPr>
-              <w:t xml:space="preserve">Доля заявок с установленным сроком исполнения: было 0 %, стало 100 % — срок ставится каждой заявке автоматически по категории, норматив 72 часа.</w:t>
-            </w:r>
-          </w:p>
-          <w:p>
-            <w:pPr>
-              <w:jc w:val="both"/>
-              <w:rPr>
-                <w:sz w:val="24"/>
-                <w:szCs w:val="24"/>
-              </w:rPr>
-            </w:pPr>
-            <w:r>
-              <w:rPr>
-                <w:sz w:val="24"/>
-                <w:szCs w:val="24"/>
-              </w:rPr>
               <w:t xml:space="preserve">Доля заявок, закрытых с подтверждением результата: было 0 %, стало 100 % — закрыть заявку без фотоматериала или отчёта исполнителя технически невозможно. Из них с фотофиксацией — 67 %: в двух случаях из шести исполнитель приложил только текстовый отчёт. Обязательность фотоматериала закрепляется регламентом работы сервиса.</w:t>
             </w:r>
           </w:p>
@@ -923,22 +907,6 @@
                 <w:szCs w:val="24"/>
               </w:rPr>
               <w:t xml:space="preserve">Доля проблем, выявленных до обращения жителя: было 0 %, стало 85 % (11 заявок из 13) — заявки поданы участниками инициативных групп по итогам обхода территории. За пределами пилота, при расширении круга подающих, доля ожидается ниже; целевое значение 50 % сохраняется.</w:t>
-            </w:r>
-          </w:p>
-          <w:p>
-            <w:pPr>
-              <w:jc w:val="both"/>
-              <w:rPr>
-                <w:sz w:val="24"/>
-                <w:szCs w:val="24"/>
-              </w:rPr>
-            </w:pPr>
-            <w:r>
-              <w:rPr>
-                <w:sz w:val="24"/>
-                <w:szCs w:val="24"/>
-              </w:rPr>
-              <w:t xml:space="preserve">Доля заявок, исполненных в установленный срок: было 60 %, стало 100 % по заявкам с настроенной цепочкой исполнителей (3 из 3 по направлению «улично-дорожная сеть»). Семь заявок июля — августа, поданных до настройки маршрутизации, числятся просроченными: прежде сроки по ним не считались вовсе, теперь просрочка видна.</w:t>
             </w:r>
           </w:p>
           <w:p>

--- a/файлы/spravka-proekta-chernovik.docx
+++ b/файлы/spravka-proekta-chernovik.docx
@@ -777,7 +777,7 @@
                 <w:sz w:val="24"/>
                 <w:szCs w:val="24"/>
               </w:rPr>
-              <w:t xml:space="preserve">Все пять членов команды проекта прошли обучение основам бережливого управления на онлайн-курсе «Как внедрить инструменты бережливого производства в свою работу» Мастерской управления «Сенеж» президентской платформы «Россия — страна возможностей». Копии сертификатов об обучении — на листе 20 приложения к настоящей справке (копия отчётной презентации проекта).</w:t>
+              <w:t xml:space="preserve">Все пять членов команды проекта прошли обучение основам бережливого управления на онлайн-курсе «Как внедрить инструменты бережливого производства в свою работу» Мастерской управления «Сенеж» президентской платформы «Россия — страна возможностей». Копии сертификатов об обучении — на листе 21 приложения к настоящей справке (копия отчётной презентации проекта).</w:t>
             </w:r>
           </w:p>
         </w:tc>
@@ -1532,7 +1532,7 @@
                 <w:sz w:val="24"/>
                 <w:szCs w:val="24"/>
               </w:rPr>
-              <w:t xml:space="preserve">на 21 л. в 1 экз.</w:t>
+              <w:t xml:space="preserve">на 22 л. в 1 экз.</w:t>
             </w:r>
           </w:p>
         </w:tc>

--- a/файлы/spravka-proekta-chernovik.docx
+++ b/файлы/spravka-proekta-chernovik.docx
@@ -311,7 +311,23 @@
                 <w:sz w:val="24"/>
                 <w:szCs w:val="24"/>
               </w:rPr>
-              <w:t xml:space="preserve">Проблемы процесса. Плановое выявление проблем содержания территории не ведётся: проблема попадает в работу после обращения жителя. Канала для передачи сообщений от инициативных групп граждан в администрацию не предусмотрено. Сообщения поступают по четырём каналам: личный приём, письменные заявления, социальные сети, платформа обратной связи. Весь объём поступающих обращений вручную распределяет Глава округа: ответственного заместителя по каждому обращению определяет лично он. Срок рассмотрения — 30 календарных дней, единый для обращений любой сложности (Федеральный закон № 59-ФЗ). Распределение проблем по объектам возникновения не ведётся: сколько обращений приходится на один адрес или участок, из учёта не видно. Связь с заявителем ограничена письменным ответом по итогам рассмотрения; о ходе работы он не информируется. Повторные обращения об одном объекте не выявляются. Базовые значения процесса, подтверждённые заказчиком. Количество обращений граждан по вопросам благоустройства и жилищно-коммунального хозяйства — 40 в месяц. Трудозатраты сотрудника на приём, регистрацию одного сообщения и передачу его исполнителю — 15 минут. Время протекания процесса от возникновения проблемы до подтверждённого устранения — от 10 до 44 календарных дней; из них до 14 дней проблема не выявлена.</w:t>
+              <w:t xml:space="preserve">Источник проблематики: инцидент-менеджмент — массовые обращения граждан о состоянии территории округа; внутренняя и внешняя обратная связь — сообщения инициативных групп граждан по итогам обхода территории и оценка результата жителем по шкале от 1 до 5.</w:t>
+            </w:r>
+          </w:p>
+          <w:p>
+            <w:pPr>
+              <w:jc w:val="both"/>
+              <w:rPr>
+                <w:sz w:val="24"/>
+                <w:szCs w:val="24"/>
+              </w:rPr>
+            </w:pPr>
+            <w:r>
+              <w:rPr>
+                <w:sz w:val="24"/>
+                <w:szCs w:val="24"/>
+              </w:rPr>
+              <w:t xml:space="preserve">Проблемы процесса. Плановое выявление проблем содержания территории не ведётся: проблема попадает в работу после обращения жителя. Канала для передачи сообщений от инициативных групп граждан в администрацию не предусмотрено: все каналы приёма рассчитаны на обращение жителя по своему вопросу. Сообщения поступают по четырём каналам: личный приём, письменные заявления, социальные сети, платформа обратной связи. Весь объём поступающих обращений вручную распределяет Глава округа: ответственного заместителя по каждому обращению определяет лично он. Срок рассмотрения — 30 календарных дней, единый для обращений любой сложности (Федеральный закон № 59-ФЗ). Распределение проблем по объектам возникновения не ведётся: сколько обращений приходится на один адрес или участок, из учёта не видно. Связь с заявителем ограничена письменным ответом по итогам рассмотрения; о ходе работы он не информируется. Повторные обращения об одном объекте не выявляются. Базовые значения процесса, подтверждённые заказчиком. Количество обращений граждан по вопросам благоустройства и жилищно-коммунального хозяйства — 40 в месяц. Трудозатраты сотрудника на приём, регистрацию одного сообщения и передачу его исполнителю — 15 минут. Время протекания процесса от возникновения проблемы до подтверждённого устранения — от 10 до 44 календарных дней; из них до 14 дней проблема не выявлена.</w:t>
             </w:r>
           </w:p>
           <w:p>
@@ -456,23 +472,7 @@
                 <w:sz w:val="24"/>
                 <w:szCs w:val="24"/>
               </w:rPr>
-              <w:t xml:space="preserve">4. Излишние запасы: очередь зарегистрированных, но не отписанных сообщений — </w:t>
-            </w:r>
-            <w:r>
-              <w:rPr>
-                <w:color w:val="C00000"/>
-                <w:b/>
-                <w:sz w:val="24"/>
-                <w:szCs w:val="24"/>
-              </w:rPr>
-              <w:t xml:space="preserve">от 2 до 8 штук, время в очереди до 2 дней — расчёт, проверяется по системе документооборота</w:t>
-            </w:r>
-            <w:r>
-              <w:rPr>
-                <w:sz w:val="24"/>
-                <w:szCs w:val="24"/>
-              </w:rPr>
-              <w:t xml:space="preserve">; учёт объёма незавершённой работы не ведётся.</w:t>
+              <w:t xml:space="preserve">4. Излишние запасы: сообщения, зарегистрированные, но ещё не отписанные исполнителю, накапливаются в очереди; объём этой незавершённой работы нигде не учитывается, и её размер на любой момент времени неизвестен.</w:t>
             </w:r>
           </w:p>
           <w:p>
@@ -1184,7 +1184,7 @@
           <w:sz w:val="28"/>
           <w:szCs w:val="28"/>
         </w:rPr>
-        <w:t>Глава Благовещенского муниципального округа / _____________ / Башун Александр Александрович</w:t>
+        <w:t>Глава Благовещенского муниципального округа / _____________ / А.А. Башун</w:t>
       </w:r>
     </w:p>
     <w:p>
@@ -1239,15 +1239,15 @@
       </w:r>
       <w:proofErr w:type="gramEnd"/>
       <w:r>
-        <w:t xml:space="preserve">Ф.И.О. руководителя аппарата </w:t>
+        <w:t xml:space="preserve">Ф.И.О. руководителя органа местного самоуправления)</w:t>
       </w:r>
       <w:proofErr w:type="gramStart"/>
       <w:r>
-        <w:t>Губернатора  области</w:t>
+        <w:t xml:space="preserve"/>
       </w:r>
       <w:proofErr w:type="gramEnd"/>
       <w:r>
-        <w:t xml:space="preserve"> и Правительства области, либо органа исполнительной власти Амурской области или подведомственной ему организации, либо органа местного самоуправления муниципального образования Амурской области или подведомственной ему организация) </w:t>
+        <w:t xml:space="preserve"/>
       </w:r>
     </w:p>
     <w:p>

--- a/файлы/spravka-proekta-chernovik.docx
+++ b/файлы/spravka-proekta-chernovik.docx
@@ -777,7 +777,7 @@
                 <w:sz w:val="24"/>
                 <w:szCs w:val="24"/>
               </w:rPr>
-              <w:t xml:space="preserve">Все пять членов команды проекта прошли обучение основам бережливого управления на онлайн-курсе «Как внедрить инструменты бережливого производства в свою работу» Мастерской управления «Сенеж» президентской платформы «Россия — страна возможностей». Копии сертификатов об обучении — на листе 21 приложения к настоящей справке (копия отчётной презентации проекта).</w:t>
+              <w:t xml:space="preserve">Все пять членов команды проекта прошли обучение основам бережливого управления на онлайн-курсе «Как внедрить инструменты бережливого производства в свою работу» Мастерской управления «Сенеж» президентской платформы «Россия — страна возможностей». Копии сертификатов об обучении — на листе 22 приложения к настоящей справке (копия отчётной презентации проекта).</w:t>
             </w:r>
           </w:p>
         </w:tc>
@@ -1532,7 +1532,7 @@
                 <w:sz w:val="24"/>
                 <w:szCs w:val="24"/>
               </w:rPr>
-              <w:t xml:space="preserve">на 22 л. в 1 экз.</w:t>
+              <w:t xml:space="preserve">на 23 л. в 1 экз.</w:t>
             </w:r>
           </w:p>
         </w:tc>

--- a/файлы/spravka-proekta-chernovik.docx
+++ b/файлы/spravka-proekta-chernovik.docx
@@ -777,7 +777,7 @@
                 <w:sz w:val="24"/>
                 <w:szCs w:val="24"/>
               </w:rPr>
-              <w:t xml:space="preserve">Все пять членов команды проекта прошли обучение основам бережливого управления на онлайн-курсе «Как внедрить инструменты бережливого производства в свою работу» Мастерской управления «Сенеж» президентской платформы «Россия — страна возможностей». Копии сертификатов об обучении — на листе 22 приложения к настоящей справке (копия отчётной презентации проекта).</w:t>
+              <w:t xml:space="preserve">Все пять членов команды проекта прошли обучение основам бережливого управления на онлайн-курсе «Как внедрить инструменты бережливого производства в свою работу» Мастерской управления «Сенеж» президентской платформы «Россия — страна возможностей». Копии сертификатов об обучении — на листе 21 приложения к настоящей справке (копия отчётной презентации проекта).</w:t>
             </w:r>
           </w:p>
         </w:tc>
@@ -1532,7 +1532,7 @@
                 <w:sz w:val="24"/>
                 <w:szCs w:val="24"/>
               </w:rPr>
-              <w:t xml:space="preserve">на 23 л. в 1 экз.</w:t>
+              <w:t xml:space="preserve">на 22 л. в 1 экз.</w:t>
             </w:r>
           </w:p>
         </w:tc>
